--- a/Project_Docs_D7/Security_Privacy_Accessibility_UX_Notes.docx
+++ b/Project_Docs_D7/Security_Privacy_Accessibility_UX_Notes.docx
@@ -2,15 +2,14 @@
 <file path=word/document.xml><?xml version="1.0" encoding="utf-8"?>
 <w:document xmlns:w="http://schemas.openxmlformats.org/wordprocessingml/2006/main" xmlns:m="http://schemas.openxmlformats.org/officeDocument/2006/math" xmlns:r="http://schemas.openxmlformats.org/officeDocument/2006/relationships" xmlns:o="urn:schemas-microsoft-com:office:office" xmlns:v="urn:schemas-microsoft-com:vml" xmlns:w10="urn:schemas-microsoft-com:office:word" xmlns:a="http://schemas.openxmlformats.org/drawingml/2006/main" xmlns:pic="http://schemas.openxmlformats.org/drawingml/2006/picture" xmlns:wp="http://schemas.openxmlformats.org/drawingml/2006/wordprocessingDrawing">
   <w:body>
+    <w:bookmarkStart w:id="30" w:name="X0b753cc61b0bbfc70b50b01311d9ad4b217304a"/>
     <w:p>
       <w:pPr>
         <w:pStyle w:val="Heading1"/>
       </w:pPr>
-      <w:bookmarkStart w:id="20" w:name="X0b753cc61b0bbfc70b50b01311d9ad4b217304a"/>
       <w:r>
         <w:t xml:space="preserve">Security, Privacy, Accessibility, and UX Notes</w:t>
       </w:r>
-      <w:bookmarkEnd w:id="20"/>
     </w:p>
     <w:p>
       <w:pPr>
@@ -19,6 +18,7 @@
       <w:r>
         <w:rPr>
           <w:b/>
+          <w:bCs/>
         </w:rPr>
         <w:t xml:space="preserve">Status date:</w:t>
       </w:r>
@@ -42,6 +42,7 @@
       <w:r>
         <w:rPr>
           <w:i/>
+          <w:iCs/>
         </w:rPr>
         <w:t xml:space="preserve">not</w:t>
       </w:r>
@@ -52,25 +53,23 @@
         <w:t xml:space="preserve">in place by design, and what the next maintainer should consider tightening.</w:t>
       </w:r>
     </w:p>
+    <w:bookmarkStart w:id="16" w:name="Xf55877120281e78919bc0f02753f6d70c1c3546"/>
     <w:p>
       <w:pPr>
         <w:pStyle w:val="Heading2"/>
       </w:pPr>
-      <w:bookmarkStart w:id="21" w:name="Xf55877120281e78919bc0f02753f6d70c1c3546"/>
       <w:r>
         <w:t xml:space="preserve">1. Security</w:t>
       </w:r>
-      <w:bookmarkEnd w:id="21"/>
-    </w:p>
+    </w:p>
+    <w:bookmarkStart w:id="9" w:name="threat-model-in-one-paragraph"/>
     <w:p>
       <w:pPr>
         <w:pStyle w:val="Heading3"/>
       </w:pPr>
-      <w:bookmarkStart w:id="22" w:name="threat-model-in-one-paragraph"/>
       <w:r>
         <w:t xml:space="preserve">Threat model in one paragraph</w:t>
       </w:r>
-      <w:bookmarkEnd w:id="22"/>
     </w:p>
     <w:p>
       <w:pPr>
@@ -95,27 +94,28 @@
         <w:t xml:space="preserve">content. There is no user account system to attack, no session token to steal, and no PII at rest on the server. The site is currently served over plain HTTP — adding TLS is recommended (see §1.6) but does not change the security posture for application data, which never leaves the user's browser.</w:t>
       </w:r>
     </w:p>
+    <w:bookmarkEnd w:id="9"/>
+    <w:bookmarkStart w:id="10" w:name="Xe08e767589afa27eae10045f1a6bafeef43ce5e"/>
     <w:p>
       <w:pPr>
         <w:pStyle w:val="Heading3"/>
       </w:pPr>
-      <w:bookmarkStart w:id="23" w:name="Xe08e767589afa27eae10045f1a6bafeef43ce5e"/>
       <w:r>
         <w:t xml:space="preserve">1.1 Secrets management</w:t>
       </w:r>
-      <w:bookmarkEnd w:id="23"/>
-    </w:p>
-    <w:p>
-      <w:pPr>
+    </w:p>
+    <w:p>
+      <w:pPr>
+        <w:pStyle w:val="Compact"/>
         <w:numPr>
           <w:ilvl w:val="0"/>
           <w:numId w:val="1001"/>
         </w:numPr>
-        <w:pStyle w:val="Compact"/>
       </w:pPr>
       <w:r>
         <w:rPr>
           <w:b/>
+          <w:bCs/>
         </w:rPr>
         <w:t xml:space="preserve">No real secrets are committed</w:t>
       </w:r>
@@ -155,6 +155,7 @@
       <w:r>
         <w:rPr>
           <w:i/>
+          <w:iCs/>
         </w:rPr>
         <w:t xml:space="preserve">names</w:t>
       </w:r>
@@ -167,11 +168,11 @@
     </w:p>
     <w:p>
       <w:pPr>
+        <w:pStyle w:val="Compact"/>
         <w:numPr>
           <w:ilvl w:val="0"/>
           <w:numId w:val="1001"/>
         </w:numPr>
-        <w:pStyle w:val="Compact"/>
       </w:pPr>
       <w:r>
         <w:t xml:space="preserve">Secrets are stored exclusively as</w:t>
@@ -182,6 +183,7 @@
       <w:r>
         <w:rPr>
           <w:b/>
+          <w:bCs/>
         </w:rPr>
         <w:t xml:space="preserve">GitHub Actions repository secrets</w:t>
       </w:r>
@@ -191,11 +193,11 @@
     </w:p>
     <w:p>
       <w:pPr>
+        <w:pStyle w:val="Compact"/>
         <w:numPr>
           <w:ilvl w:val="0"/>
           <w:numId w:val="1001"/>
         </w:numPr>
-        <w:pStyle w:val="Compact"/>
       </w:pPr>
       <w:r>
         <w:t xml:space="preserve">Real values transfer between team and stakeholder through a</w:t>
@@ -206,6 +208,7 @@
       <w:r>
         <w:rPr>
           <w:b/>
+          <w:bCs/>
         </w:rPr>
         <w:t xml:space="preserve">stakeholder-approved secure channel</w:t>
       </w:r>
@@ -218,11 +221,11 @@
     </w:p>
     <w:p>
       <w:pPr>
+        <w:pStyle w:val="Compact"/>
         <w:numPr>
           <w:ilvl w:val="0"/>
           <w:numId w:val="1001"/>
         </w:numPr>
-        <w:pStyle w:val="Compact"/>
       </w:pPr>
       <w:r>
         <w:t xml:space="preserve">After handoff,</w:t>
@@ -233,6 +236,7 @@
       <w:r>
         <w:rPr>
           <w:b/>
+          <w:bCs/>
         </w:rPr>
         <w:t xml:space="preserve">rotate</w:t>
       </w:r>
@@ -243,23 +247,23 @@
         <w:t xml:space="preserve">AWS access keys and the EC2 SSH key (Operations Runbook §6) — student-era credentials should be treated as exposed-by-default.</w:t>
       </w:r>
     </w:p>
+    <w:bookmarkEnd w:id="10"/>
+    <w:bookmarkStart w:id="11" w:name="X667051467b1a3f5f7dccc5933abed1c8528ad2f"/>
     <w:p>
       <w:pPr>
         <w:pStyle w:val="Heading3"/>
       </w:pPr>
-      <w:bookmarkStart w:id="24" w:name="X667051467b1a3f5f7dccc5933abed1c8528ad2f"/>
       <w:r>
         <w:t xml:space="preserve">1.2 Deploy-time access scoping</w:t>
       </w:r>
-      <w:bookmarkEnd w:id="24"/>
-    </w:p>
-    <w:p>
-      <w:pPr>
+    </w:p>
+    <w:p>
+      <w:pPr>
+        <w:pStyle w:val="Compact"/>
         <w:numPr>
           <w:ilvl w:val="0"/>
           <w:numId w:val="1002"/>
         </w:numPr>
-        <w:pStyle w:val="Compact"/>
       </w:pPr>
       <w:r>
         <w:t xml:space="preserve">The deploy workflow's IAM user needs only:</w:t>
@@ -267,11 +271,11 @@
     </w:p>
     <w:p>
       <w:pPr>
+        <w:pStyle w:val="Compact"/>
         <w:numPr>
           <w:ilvl w:val="1"/>
           <w:numId w:val="1003"/>
         </w:numPr>
-        <w:pStyle w:val="Compact"/>
       </w:pPr>
       <w:r>
         <w:rPr>
@@ -315,11 +319,11 @@
     </w:p>
     <w:p>
       <w:pPr>
+        <w:pStyle w:val="Compact"/>
         <w:numPr>
           <w:ilvl w:val="1"/>
           <w:numId w:val="1003"/>
         </w:numPr>
-        <w:pStyle w:val="Compact"/>
       </w:pPr>
       <w:r>
         <w:t xml:space="preserve">SSH connectivity to the EC2 instance via</w:t>
@@ -339,11 +343,11 @@
     </w:p>
     <w:p>
       <w:pPr>
+        <w:pStyle w:val="Compact"/>
         <w:numPr>
           <w:ilvl w:val="0"/>
           <w:numId w:val="1002"/>
         </w:numPr>
-        <w:pStyle w:val="Compact"/>
       </w:pPr>
       <w:r>
         <w:t xml:space="preserve">The workflow opens port 22 to a</w:t>
@@ -354,6 +358,7 @@
       <w:r>
         <w:rPr>
           <w:b/>
+          <w:bCs/>
         </w:rPr>
         <w:t xml:space="preserve">single runner IP</w:t>
       </w:r>
@@ -393,33 +398,33 @@
     </w:p>
     <w:p>
       <w:pPr>
+        <w:pStyle w:val="Compact"/>
         <w:numPr>
           <w:ilvl w:val="0"/>
           <w:numId w:val="1002"/>
         </w:numPr>
-        <w:pStyle w:val="Compact"/>
       </w:pPr>
       <w:r>
         <w:t xml:space="preserve">A future improvement (Backlog P1) is to move from in-place SCP-to-EC2 to publishing artifacts to S3 + CloudFront, eliminating the temporary SSH ingress entirely.</w:t>
       </w:r>
     </w:p>
+    <w:bookmarkEnd w:id="11"/>
+    <w:bookmarkStart w:id="12" w:name="X92377bf3b45c3a1ff9136fa63039c4e50ba0694"/>
     <w:p>
       <w:pPr>
         <w:pStyle w:val="Heading3"/>
       </w:pPr>
-      <w:bookmarkStart w:id="25" w:name="X92377bf3b45c3a1ff9136fa63039c4e50ba0694"/>
       <w:r>
         <w:t xml:space="preserve">1.3 Code supply chain</w:t>
       </w:r>
-      <w:bookmarkEnd w:id="25"/>
-    </w:p>
-    <w:p>
-      <w:pPr>
+    </w:p>
+    <w:p>
+      <w:pPr>
+        <w:pStyle w:val="Compact"/>
         <w:numPr>
           <w:ilvl w:val="0"/>
           <w:numId w:val="1004"/>
         </w:numPr>
-        <w:pStyle w:val="Compact"/>
       </w:pPr>
       <w:r>
         <w:t xml:space="preserve">All third-party dependencies live in</w:t>
@@ -538,11 +543,11 @@
     </w:p>
     <w:p>
       <w:pPr>
+        <w:pStyle w:val="Compact"/>
         <w:numPr>
           <w:ilvl w:val="0"/>
           <w:numId w:val="1004"/>
         </w:numPr>
-        <w:pStyle w:val="Compact"/>
       </w:pPr>
       <w:r>
         <w:t xml:space="preserve">GitHub Actions third-party actions in use:</w:t>
@@ -610,11 +615,11 @@
     </w:p>
     <w:p>
       <w:pPr>
+        <w:pStyle w:val="Compact"/>
         <w:numPr>
           <w:ilvl w:val="0"/>
           <w:numId w:val="1004"/>
         </w:numPr>
-        <w:pStyle w:val="Compact"/>
       </w:pPr>
       <w:r>
         <w:t xml:space="preserve">Recommended: enable Dependabot on</w:t>
@@ -650,15 +655,15 @@
         <w:t xml:space="preserve">so dependency drift surfaces as PRs.</w:t>
       </w:r>
     </w:p>
+    <w:bookmarkEnd w:id="12"/>
+    <w:bookmarkStart w:id="13" w:name="X9d8b5ccd1595d4b5585f2795bf8be18504b0c0d"/>
     <w:p>
       <w:pPr>
         <w:pStyle w:val="Heading3"/>
       </w:pPr>
-      <w:bookmarkStart w:id="26" w:name="X9d8b5ccd1595d4b5585f2795bf8be18504b0c0d"/>
       <w:r>
         <w:t xml:space="preserve">1.4 Input validation</w:t>
       </w:r>
-      <w:bookmarkEnd w:id="26"/>
     </w:p>
     <w:p>
       <w:pPr>
@@ -697,6 +702,7 @@
       <w:r>
         <w:rPr>
           <w:b/>
+          <w:bCs/>
         </w:rPr>
         <w:t xml:space="preserve">clear in-memory state</w:t>
       </w:r>
@@ -716,23 +722,23 @@
         <w:t xml:space="preserve">) covers wrong column counts, duplicate codes, invalid availability values, duplicate selections, references to unknown courses, etc. The parsers do not execute or interpret input strings; they only split on tabs and parse small integers.</w:t>
       </w:r>
     </w:p>
+    <w:bookmarkEnd w:id="13"/>
+    <w:bookmarkStart w:id="14" w:name="X72622225295164f96590290fd24e19aed9d06cd"/>
     <w:p>
       <w:pPr>
         <w:pStyle w:val="Heading3"/>
       </w:pPr>
-      <w:bookmarkStart w:id="27" w:name="X72622225295164f96590290fd24e19aed9d06cd"/>
       <w:r>
         <w:t xml:space="preserve">1.5 Browser security posture</w:t>
       </w:r>
-      <w:bookmarkEnd w:id="27"/>
-    </w:p>
-    <w:p>
-      <w:pPr>
+    </w:p>
+    <w:p>
+      <w:pPr>
+        <w:pStyle w:val="Compact"/>
         <w:numPr>
           <w:ilvl w:val="0"/>
           <w:numId w:val="1005"/>
         </w:numPr>
-        <w:pStyle w:val="Compact"/>
       </w:pPr>
       <w:r>
         <w:t xml:space="preserve">The page is a single-page Flutter web bundle. There is no inline</w:t>
@@ -755,11 +761,11 @@
     </w:p>
     <w:p>
       <w:pPr>
+        <w:pStyle w:val="Compact"/>
         <w:numPr>
           <w:ilvl w:val="0"/>
           <w:numId w:val="1005"/>
         </w:numPr>
-        <w:pStyle w:val="Compact"/>
       </w:pPr>
       <w:r>
         <w:t xml:space="preserve">No third-party trackers, analytics scripts, or ad networks are loaded.</w:t>
@@ -767,11 +773,11 @@
     </w:p>
     <w:p>
       <w:pPr>
+        <w:pStyle w:val="Compact"/>
         <w:numPr>
           <w:ilvl w:val="0"/>
           <w:numId w:val="1005"/>
         </w:numPr>
-        <w:pStyle w:val="Compact"/>
       </w:pPr>
       <w:r>
         <w:t xml:space="preserve">No cookies are set; all session state lives in</w:t>
@@ -809,37 +815,38 @@
     </w:p>
     <w:p>
       <w:pPr>
+        <w:pStyle w:val="Compact"/>
         <w:numPr>
           <w:ilvl w:val="0"/>
           <w:numId w:val="1005"/>
         </w:numPr>
-        <w:pStyle w:val="Compact"/>
       </w:pPr>
       <w:r>
         <w:t xml:space="preserve">Flutter Web's default service worker is built into the production output. The application does not rely on the service worker for security; it is only used for offline asset caching.</w:t>
       </w:r>
     </w:p>
+    <w:bookmarkEnd w:id="14"/>
+    <w:bookmarkStart w:id="15" w:name="X3649b25e2f4fe76bb808c146c6f166a0e1cc320"/>
     <w:p>
       <w:pPr>
         <w:pStyle w:val="Heading3"/>
       </w:pPr>
-      <w:bookmarkStart w:id="28" w:name="X3649b25e2f4fe76bb808c146c6f166a0e1cc320"/>
       <w:r>
         <w:t xml:space="preserve">1.6 Recommended hardening (filed in backlog)</w:t>
       </w:r>
-      <w:bookmarkEnd w:id="28"/>
-    </w:p>
-    <w:p>
-      <w:pPr>
+    </w:p>
+    <w:p>
+      <w:pPr>
+        <w:pStyle w:val="Compact"/>
         <w:numPr>
           <w:ilvl w:val="0"/>
           <w:numId w:val="1006"/>
         </w:numPr>
-        <w:pStyle w:val="Compact"/>
       </w:pPr>
       <w:r>
         <w:rPr>
           <w:b/>
+          <w:bCs/>
         </w:rPr>
         <w:t xml:space="preserve">TLS / HTTPS</w:t>
       </w:r>
@@ -852,15 +859,16 @@
     </w:p>
     <w:p>
       <w:pPr>
+        <w:pStyle w:val="Compact"/>
         <w:numPr>
           <w:ilvl w:val="0"/>
           <w:numId w:val="1006"/>
         </w:numPr>
-        <w:pStyle w:val="Compact"/>
       </w:pPr>
       <w:r>
         <w:rPr>
           <w:b/>
+          <w:bCs/>
         </w:rPr>
         <w:t xml:space="preserve">Content Security Policy</w:t>
       </w:r>
@@ -888,15 +896,16 @@
     </w:p>
     <w:p>
       <w:pPr>
+        <w:pStyle w:val="Compact"/>
         <w:numPr>
           <w:ilvl w:val="0"/>
           <w:numId w:val="1006"/>
         </w:numPr>
-        <w:pStyle w:val="Compact"/>
       </w:pPr>
       <w:r>
         <w:rPr>
           <w:b/>
+          <w:bCs/>
         </w:rPr>
         <w:t xml:space="preserve">HSTS</w:t>
       </w:r>
@@ -909,15 +918,16 @@
     </w:p>
     <w:p>
       <w:pPr>
+        <w:pStyle w:val="Compact"/>
         <w:numPr>
           <w:ilvl w:val="0"/>
           <w:numId w:val="1006"/>
         </w:numPr>
-        <w:pStyle w:val="Compact"/>
       </w:pPr>
       <w:r>
         <w:rPr>
           <w:b/>
+          <w:bCs/>
         </w:rPr>
         <w:t xml:space="preserve">Dependabot or equivalent</w:t>
       </w:r>
@@ -930,15 +940,16 @@
     </w:p>
     <w:p>
       <w:pPr>
+        <w:pStyle w:val="Compact"/>
         <w:numPr>
           <w:ilvl w:val="0"/>
           <w:numId w:val="1006"/>
         </w:numPr>
-        <w:pStyle w:val="Compact"/>
       </w:pPr>
       <w:r>
         <w:rPr>
           <w:b/>
+          <w:bCs/>
         </w:rPr>
         <w:t xml:space="preserve">GitHub branch protection</w:t>
       </w:r>
@@ -964,25 +975,25 @@
         <w:t xml:space="preserve">(require PR review, required status checks, no force-push) once the stakeholder takes over admin.</w:t>
       </w:r>
     </w:p>
+    <w:bookmarkEnd w:id="15"/>
+    <w:bookmarkEnd w:id="16"/>
+    <w:bookmarkStart w:id="22" w:name="X3cd5ee5ba0f810326d291098d182201f422d4b5"/>
     <w:p>
       <w:pPr>
         <w:pStyle w:val="Heading2"/>
       </w:pPr>
-      <w:bookmarkStart w:id="29" w:name="X3cd5ee5ba0f810326d291098d182201f422d4b5"/>
       <w:r>
         <w:t xml:space="preserve">2. Privacy</w:t>
       </w:r>
-      <w:bookmarkEnd w:id="29"/>
-    </w:p>
+    </w:p>
+    <w:bookmarkStart w:id="17" w:name="Xff6d3c3cc82f74bf7dfe2ad151020e9b39d9e2e"/>
     <w:p>
       <w:pPr>
         <w:pStyle w:val="Heading3"/>
       </w:pPr>
-      <w:bookmarkStart w:id="30" w:name="Xff6d3c3cc82f74bf7dfe2ad151020e9b39d9e2e"/>
       <w:r>
         <w:t xml:space="preserve">2.1 What data is processed</w:t>
       </w:r>
-      <w:bookmarkEnd w:id="30"/>
     </w:p>
     <w:p>
       <w:pPr>
@@ -994,11 +1005,11 @@
     </w:p>
     <w:p>
       <w:pPr>
+        <w:pStyle w:val="Compact"/>
         <w:numPr>
           <w:ilvl w:val="0"/>
           <w:numId w:val="1007"/>
         </w:numPr>
-        <w:pStyle w:val="Compact"/>
       </w:pPr>
       <w:r>
         <w:t xml:space="preserve">First name, last name (PII)</w:t>
@@ -1006,11 +1017,11 @@
     </w:p>
     <w:p>
       <w:pPr>
+        <w:pStyle w:val="Compact"/>
         <w:numPr>
           <w:ilvl w:val="0"/>
           <w:numId w:val="1007"/>
         </w:numPr>
-        <w:pStyle w:val="Compact"/>
       </w:pPr>
       <w:r>
         <w:t xml:space="preserve">Phone number (PII)</w:t>
@@ -1018,11 +1029,11 @@
     </w:p>
     <w:p>
       <w:pPr>
+        <w:pStyle w:val="Compact"/>
         <w:numPr>
           <w:ilvl w:val="0"/>
           <w:numId w:val="1007"/>
         </w:numPr>
-        <w:pStyle w:val="Compact"/>
       </w:pPr>
       <w:r>
         <w:t xml:space="preserve">Number of classes wanted (preference)</w:t>
@@ -1030,11 +1041,11 @@
     </w:p>
     <w:p>
       <w:pPr>
+        <w:pStyle w:val="Compact"/>
         <w:numPr>
           <w:ilvl w:val="0"/>
           <w:numId w:val="1007"/>
         </w:numPr>
-        <w:pStyle w:val="Compact"/>
       </w:pPr>
       <w:r>
         <w:t xml:space="preserve">Availability across 20 time slots (preference)</w:t>
@@ -1042,11 +1053,11 @@
     </w:p>
     <w:p>
       <w:pPr>
+        <w:pStyle w:val="Compact"/>
         <w:numPr>
           <w:ilvl w:val="0"/>
           <w:numId w:val="1007"/>
         </w:numPr>
-        <w:pStyle w:val="Compact"/>
       </w:pPr>
       <w:r>
         <w:t xml:space="preserve">First-choice and backup course codes (preference)</w:t>
@@ -1054,11 +1065,11 @@
     </w:p>
     <w:p>
       <w:pPr>
+        <w:pStyle w:val="Compact"/>
         <w:numPr>
           <w:ilvl w:val="0"/>
           <w:numId w:val="1007"/>
         </w:numPr>
-        <w:pStyle w:val="Compact"/>
       </w:pPr>
       <w:r>
         <w:t xml:space="preserve">Submission order (operational)</w:t>
@@ -1072,43 +1083,36 @@
         <w:t xml:space="preserve">Course material identifiers (book titles, etc.) are not personal data.</w:t>
       </w:r>
     </w:p>
+    <w:bookmarkEnd w:id="17"/>
+    <w:bookmarkStart w:id="18" w:name="Xbd7d7d5f64f75fc749f9653443062fcea34b8cb"/>
     <w:p>
       <w:pPr>
         <w:pStyle w:val="Heading3"/>
       </w:pPr>
-      <w:bookmarkStart w:id="31" w:name="Xbd7d7d5f64f75fc749f9653443062fcea34b8cb"/>
       <w:r>
         <w:t xml:space="preserve">2.2 Where the data lives</w:t>
       </w:r>
-      <w:bookmarkEnd w:id="31"/>
     </w:p>
     <w:tbl>
       <w:tblPr>
         <w:tblStyle w:val="Table"/>
-        <w:tblW w:type="pct" w:w="0.0"/>
-        <w:tblLook w:firstRow="1"/>
+        <w:tblW w:type="auto" w:w="0"/>
+        <w:tblLook w:firstRow="1" w:lastRow="0" w:firstColumn="0" w:lastColumn="0" w:noHBand="0" w:noVBand="0" w:val="0020"/>
       </w:tblPr>
       <w:tblGrid>
-        <w:gridCol w:w="3120"/>
-        <w:gridCol w:w="3120"/>
-        <w:gridCol w:w="3120"/>
+        <w:gridCol w:w="2640"/>
+        <w:gridCol w:w="2640"/>
+        <w:gridCol w:w="2640"/>
       </w:tblGrid>
-      <w:tblGrid/>
       <w:tr>
         <w:trPr>
-          <w:cnfStyle w:firstRow="1"/>
+          <w:tblHeader w:val="on"/>
         </w:trPr>
         <w:tc>
-          <w:tcPr>
-            <w:tcBorders>
-              <w:bottom w:val="single"/>
-            </w:tcBorders>
-            <w:vAlign w:val="bottom"/>
-          </w:tcPr>
+          <w:tcPr/>
           <w:p>
             <w:pPr>
               <w:pStyle w:val="Compact"/>
-              <w:jc w:val="left"/>
             </w:pPr>
             <w:r>
               <w:t xml:space="preserve">Location</w:t>
@@ -1116,16 +1120,10 @@
           </w:p>
         </w:tc>
         <w:tc>
-          <w:tcPr>
-            <w:tcBorders>
-              <w:bottom w:val="single"/>
-            </w:tcBorders>
-            <w:vAlign w:val="bottom"/>
-          </w:tcPr>
+          <w:tcPr/>
           <w:p>
             <w:pPr>
               <w:pStyle w:val="Compact"/>
-              <w:jc w:val="left"/>
             </w:pPr>
             <w:r>
               <w:t xml:space="preserve">What</w:t>
@@ -1133,16 +1131,10 @@
           </w:p>
         </w:tc>
         <w:tc>
-          <w:tcPr>
-            <w:tcBorders>
-              <w:bottom w:val="single"/>
-            </w:tcBorders>
-            <w:vAlign w:val="bottom"/>
-          </w:tcPr>
+          <w:tcPr/>
           <w:p>
             <w:pPr>
               <w:pStyle w:val="Compact"/>
-              <w:jc w:val="left"/>
             </w:pPr>
             <w:r>
               <w:t xml:space="preserve">When it leaves</w:t>
@@ -1152,10 +1144,10 @@
       </w:tr>
       <w:tr>
         <w:tc>
+          <w:tcPr/>
           <w:p>
             <w:pPr>
               <w:pStyle w:val="Compact"/>
-              <w:jc w:val="left"/>
             </w:pPr>
             <w:r>
               <w:t xml:space="preserve">User's machine</w:t>
@@ -1163,10 +1155,10 @@
           </w:p>
         </w:tc>
         <w:tc>
+          <w:tcPr/>
           <w:p>
             <w:pPr>
               <w:pStyle w:val="Compact"/>
-              <w:jc w:val="left"/>
             </w:pPr>
             <w:r>
               <w:t xml:space="preserve">The original</w:t>
@@ -1198,10 +1190,10 @@
           </w:p>
         </w:tc>
         <w:tc>
+          <w:tcPr/>
           <w:p>
             <w:pPr>
               <w:pStyle w:val="Compact"/>
-              <w:jc w:val="left"/>
             </w:pPr>
             <w:r>
               <w:t xml:space="preserve">Never — the user controls these.</w:t>
@@ -1211,10 +1203,10 @@
       </w:tr>
       <w:tr>
         <w:tc>
+          <w:tcPr/>
           <w:p>
             <w:pPr>
               <w:pStyle w:val="Compact"/>
-              <w:jc w:val="left"/>
             </w:pPr>
             <w:r>
               <w:t xml:space="preserve">Browser tab memory</w:t>
@@ -1222,10 +1214,10 @@
           </w:p>
         </w:tc>
         <w:tc>
+          <w:tcPr/>
           <w:p>
             <w:pPr>
               <w:pStyle w:val="Compact"/>
-              <w:jc w:val="left"/>
             </w:pPr>
             <w:r>
               <w:t xml:space="preserve">Parsed</w:t>
@@ -1263,10 +1255,10 @@
           </w:p>
         </w:tc>
         <w:tc>
+          <w:tcPr/>
           <w:p>
             <w:pPr>
               <w:pStyle w:val="Compact"/>
-              <w:jc w:val="left"/>
             </w:pPr>
             <w:r>
               <w:t xml:space="preserve">Cleared on tab close.</w:t>
@@ -1276,10 +1268,10 @@
       </w:tr>
       <w:tr>
         <w:tc>
+          <w:tcPr/>
           <w:p>
             <w:pPr>
               <w:pStyle w:val="Compact"/>
-              <w:jc w:val="left"/>
             </w:pPr>
             <w:r>
               <w:t xml:space="preserve">Browser</w:t>
@@ -1296,10 +1288,10 @@
           </w:p>
         </w:tc>
         <w:tc>
+          <w:tcPr/>
           <w:p>
             <w:pPr>
               <w:pStyle w:val="Compact"/>
-              <w:jc w:val="left"/>
             </w:pPr>
             <w:r>
               <w:rPr>
@@ -1325,10 +1317,10 @@
           </w:p>
         </w:tc>
         <w:tc>
+          <w:tcPr/>
           <w:p>
             <w:pPr>
               <w:pStyle w:val="Compact"/>
-              <w:jc w:val="left"/>
             </w:pPr>
             <w:r>
               <w:t xml:space="preserve">Cleared on tab data clear, browser uninstall, or explicit "clear site data". Never sent to a server.</w:t>
@@ -1338,10 +1330,10 @@
       </w:tr>
       <w:tr>
         <w:tc>
+          <w:tcPr/>
           <w:p>
             <w:pPr>
               <w:pStyle w:val="Compact"/>
-              <w:jc w:val="left"/>
             </w:pPr>
             <w:r>
               <w:t xml:space="preserve">User-saved bundle file</w:t>
@@ -1349,10 +1341,10 @@
           </w:p>
         </w:tc>
         <w:tc>
+          <w:tcPr/>
           <w:p>
             <w:pPr>
               <w:pStyle w:val="Compact"/>
-              <w:jc w:val="left"/>
             </w:pPr>
             <w:r>
               <w:t xml:space="preserve">The exact original course/people file contents plus the scheduler state grammar</w:t>
@@ -1360,10 +1352,10 @@
           </w:p>
         </w:tc>
         <w:tc>
+          <w:tcPr/>
           <w:p>
             <w:pPr>
               <w:pStyle w:val="Compact"/>
-              <w:jc w:val="left"/>
             </w:pPr>
             <w:r>
               <w:t xml:space="preserve">Wherever the user saves it — the user is in control.</w:t>
@@ -1373,10 +1365,10 @@
       </w:tr>
       <w:tr>
         <w:tc>
+          <w:tcPr/>
           <w:p>
             <w:pPr>
               <w:pStyle w:val="Compact"/>
-              <w:jc w:val="left"/>
             </w:pPr>
             <w:r>
               <w:t xml:space="preserve">Exported rosters / mail-merge / unmet wants</w:t>
@@ -1384,10 +1376,10 @@
           </w:p>
         </w:tc>
         <w:tc>
+          <w:tcPr/>
           <w:p>
             <w:pPr>
               <w:pStyle w:val="Compact"/>
-              <w:jc w:val="left"/>
             </w:pPr>
             <w:r>
               <w:t xml:space="preserve">Names + phone numbers + assignments</w:t>
@@ -1395,10 +1387,10 @@
           </w:p>
         </w:tc>
         <w:tc>
+          <w:tcPr/>
           <w:p>
             <w:pPr>
               <w:pStyle w:val="Compact"/>
-              <w:jc w:val="left"/>
             </w:pPr>
             <w:r>
               <w:t xml:space="preserve">Wherever the user saves them.</w:t>
@@ -1408,10 +1400,10 @@
       </w:tr>
       <w:tr>
         <w:tc>
+          <w:tcPr/>
           <w:p>
             <w:pPr>
               <w:pStyle w:val="Compact"/>
-              <w:jc w:val="left"/>
             </w:pPr>
             <w:r>
               <w:t xml:space="preserve">EC2 server</w:t>
@@ -1419,14 +1411,15 @@
           </w:p>
         </w:tc>
         <w:tc>
+          <w:tcPr/>
           <w:p>
             <w:pPr>
               <w:pStyle w:val="Compact"/>
-              <w:jc w:val="left"/>
             </w:pPr>
             <w:r>
               <w:rPr>
                 <w:b/>
+                <w:bCs/>
               </w:rPr>
               <w:t xml:space="preserve">Nothing user-supplied.</w:t>
             </w:r>
@@ -1439,10 +1432,10 @@
           </w:p>
         </w:tc>
         <w:tc>
+          <w:tcPr/>
           <w:p>
             <w:pPr>
               <w:pStyle w:val="Compact"/>
-              <w:jc w:val="left"/>
             </w:pPr>
             <w:r>
               <w:t xml:space="preserve">n/a — no PII reaches the server.</w:t>
@@ -1459,15 +1452,15 @@
         <w:t xml:space="preserve">There is no analytics, no telemetry, no error reporting that uploads PII. The Flutter Web service worker caches static assets; it does not transmit user data.</w:t>
       </w:r>
     </w:p>
+    <w:bookmarkEnd w:id="18"/>
+    <w:bookmarkStart w:id="19" w:name="X0dfab832cda77f34e227b959d0d76de1285e331"/>
     <w:p>
       <w:pPr>
         <w:pStyle w:val="Heading3"/>
       </w:pPr>
-      <w:bookmarkStart w:id="32" w:name="X0dfab832cda77f34e227b959d0d76de1285e331"/>
       <w:r>
         <w:t xml:space="preserve">2.3 PII in exports</w:t>
       </w:r>
-      <w:bookmarkEnd w:id="32"/>
     </w:p>
     <w:p>
       <w:pPr>
@@ -1482,6 +1475,7 @@
       <w:r>
         <w:rPr>
           <w:b/>
+          <w:bCs/>
         </w:rPr>
         <w:t xml:space="preserve">stakeholder-sensitive</w:t>
       </w:r>
@@ -1491,11 +1485,11 @@
     </w:p>
     <w:p>
       <w:pPr>
+        <w:pStyle w:val="Compact"/>
         <w:numPr>
           <w:ilvl w:val="0"/>
           <w:numId w:val="1008"/>
         </w:numPr>
-        <w:pStyle w:val="Compact"/>
       </w:pPr>
       <w:r>
         <w:t xml:space="preserve">Demo videos must use test data (</w:t>
@@ -1512,11 +1506,11 @@
     </w:p>
     <w:p>
       <w:pPr>
+        <w:pStyle w:val="Compact"/>
         <w:numPr>
           <w:ilvl w:val="0"/>
           <w:numId w:val="1008"/>
         </w:numPr>
-        <w:pStyle w:val="Compact"/>
       </w:pPr>
       <w:r>
         <w:t xml:space="preserve">Exports shared in chat or email should go through Omnilore's normal channels for member data, not student channels.</w:t>
@@ -1524,33 +1518,33 @@
     </w:p>
     <w:p>
       <w:pPr>
+        <w:pStyle w:val="Compact"/>
         <w:numPr>
           <w:ilvl w:val="0"/>
           <w:numId w:val="1008"/>
         </w:numPr>
-        <w:pStyle w:val="Compact"/>
       </w:pPr>
       <w:r>
         <w:t xml:space="preserve">After handoff, any student-side copies of exported files should be deleted.</w:t>
       </w:r>
     </w:p>
+    <w:bookmarkEnd w:id="19"/>
+    <w:bookmarkStart w:id="20" w:name="X3a9fac8aae40efd56bbb32a1dff7babd9ab2d71"/>
     <w:p>
       <w:pPr>
         <w:pStyle w:val="Heading3"/>
       </w:pPr>
-      <w:bookmarkStart w:id="33" w:name="X3a9fac8aae40efd56bbb32a1dff7babd9ab2d71"/>
       <w:r>
         <w:t xml:space="preserve">2.4 Data retention</w:t>
       </w:r>
-      <w:bookmarkEnd w:id="33"/>
-    </w:p>
-    <w:p>
-      <w:pPr>
+    </w:p>
+    <w:p>
+      <w:pPr>
+        <w:pStyle w:val="Compact"/>
         <w:numPr>
           <w:ilvl w:val="0"/>
           <w:numId w:val="1009"/>
         </w:numPr>
-        <w:pStyle w:val="Compact"/>
       </w:pPr>
       <w:r>
         <w:t xml:space="preserve">The application has no retention policy because it has no backend storage.</w:t>
@@ -1558,11 +1552,11 @@
     </w:p>
     <w:p>
       <w:pPr>
+        <w:pStyle w:val="Compact"/>
         <w:numPr>
           <w:ilvl w:val="0"/>
           <w:numId w:val="1009"/>
         </w:numPr>
-        <w:pStyle w:val="Compact"/>
       </w:pPr>
       <w:r>
         <w:t xml:space="preserve">The user's</w:t>
@@ -1585,33 +1579,33 @@
     </w:p>
     <w:p>
       <w:pPr>
+        <w:pStyle w:val="Compact"/>
         <w:numPr>
           <w:ilvl w:val="0"/>
           <w:numId w:val="1009"/>
         </w:numPr>
-        <w:pStyle w:val="Compact"/>
       </w:pPr>
       <w:r>
         <w:t xml:space="preserve">Bundled save files persist wherever the user puts them.</w:t>
       </w:r>
     </w:p>
+    <w:bookmarkEnd w:id="20"/>
+    <w:bookmarkStart w:id="21" w:name="X64b8ed69e31b27bc9e4675e6e6585f2d39acd87"/>
     <w:p>
       <w:pPr>
         <w:pStyle w:val="Heading3"/>
       </w:pPr>
-      <w:bookmarkStart w:id="34" w:name="X64b8ed69e31b27bc9e4675e6e6585f2d39acd87"/>
       <w:r>
         <w:t xml:space="preserve">2.5 Compliance posture</w:t>
       </w:r>
-      <w:bookmarkEnd w:id="34"/>
-    </w:p>
-    <w:p>
-      <w:pPr>
+    </w:p>
+    <w:p>
+      <w:pPr>
+        <w:pStyle w:val="Compact"/>
         <w:numPr>
           <w:ilvl w:val="0"/>
           <w:numId w:val="1010"/>
         </w:numPr>
-        <w:pStyle w:val="Compact"/>
       </w:pPr>
       <w:r>
         <w:t xml:space="preserve">No GDPR / CCPA data controller obligations attach to the</w:t>
@@ -1622,6 +1616,7 @@
       <w:r>
         <w:rPr>
           <w:i/>
+          <w:iCs/>
         </w:rPr>
         <w:t xml:space="preserve">application</w:t>
       </w:r>
@@ -1637,6 +1632,7 @@
       <w:r>
         <w:rPr>
           <w:b/>
+          <w:bCs/>
         </w:rPr>
         <w:t xml:space="preserve">Omnilore as the organization</w:t>
       </w:r>
@@ -1647,33 +1643,33 @@
         <w:t xml:space="preserve">that maintains the source files and the resulting rosters. That obligation pre-dates and is unchanged by this project.</w:t>
       </w:r>
     </w:p>
+    <w:bookmarkEnd w:id="21"/>
+    <w:bookmarkEnd w:id="22"/>
+    <w:bookmarkStart w:id="26" w:name="X2d40febda2f4e6f7cd6aff213c7e99caad26db4"/>
     <w:p>
       <w:pPr>
         <w:pStyle w:val="Heading2"/>
       </w:pPr>
-      <w:bookmarkStart w:id="35" w:name="X2d40febda2f4e6f7cd6aff213c7e99caad26db4"/>
       <w:r>
         <w:t xml:space="preserve">3. Accessibility</w:t>
       </w:r>
-      <w:bookmarkEnd w:id="35"/>
-    </w:p>
+    </w:p>
+    <w:bookmarkStart w:id="23" w:name="X466131beeaae0288a69d11881962462b052db40"/>
     <w:p>
       <w:pPr>
         <w:pStyle w:val="Heading3"/>
       </w:pPr>
-      <w:bookmarkStart w:id="36" w:name="X466131beeaae0288a69d11881962462b052db40"/>
       <w:r>
         <w:t xml:space="preserve">3.1 What's in place</w:t>
       </w:r>
-      <w:bookmarkEnd w:id="36"/>
-    </w:p>
-    <w:p>
-      <w:pPr>
+    </w:p>
+    <w:p>
+      <w:pPr>
+        <w:pStyle w:val="Compact"/>
         <w:numPr>
           <w:ilvl w:val="0"/>
           <w:numId w:val="1011"/>
         </w:numPr>
-        <w:pStyle w:val="Compact"/>
       </w:pPr>
       <w:r>
         <w:t xml:space="preserve">Browser-native file dialogs and downloads (</w:t>
@@ -1702,11 +1698,11 @@
     </w:p>
     <w:p>
       <w:pPr>
+        <w:pStyle w:val="Compact"/>
         <w:numPr>
           <w:ilvl w:val="0"/>
           <w:numId w:val="1011"/>
         </w:numPr>
-        <w:pStyle w:val="Compact"/>
       </w:pPr>
       <w:r>
         <w:t xml:space="preserve">Scrollable name-card areas for large rosters (no truncation hiding members).</w:t>
@@ -1714,11 +1710,11 @@
     </w:p>
     <w:p>
       <w:pPr>
+        <w:pStyle w:val="Compact"/>
         <w:numPr>
           <w:ilvl w:val="0"/>
           <w:numId w:val="1011"/>
         </w:numPr>
-        <w:pStyle w:val="Compact"/>
       </w:pPr>
       <w:r>
         <w:rPr>
@@ -1750,11 +1746,11 @@
     </w:p>
     <w:p>
       <w:pPr>
+        <w:pStyle w:val="Compact"/>
         <w:numPr>
           <w:ilvl w:val="0"/>
           <w:numId w:val="1011"/>
         </w:numPr>
-        <w:pStyle w:val="Compact"/>
       </w:pPr>
       <w:r>
         <w:t xml:space="preserve">Schedule deselection is symmetric: the same gesture (click) selects and deselects.</w:t>
@@ -1762,11 +1758,11 @@
     </w:p>
     <w:p>
       <w:pPr>
+        <w:pStyle w:val="Compact"/>
         <w:numPr>
           <w:ilvl w:val="0"/>
           <w:numId w:val="1011"/>
         </w:numPr>
-        <w:pStyle w:val="Compact"/>
       </w:pPr>
       <w:r>
         <w:t xml:space="preserve">The status indicator (</w:t>
@@ -1781,27 +1777,28 @@
         <w:t xml:space="preserve">) makes the next required action visible, which serves cognitive load even if it does not yet meet WCAG-AA contrast across all themes.</w:t>
       </w:r>
     </w:p>
+    <w:bookmarkEnd w:id="23"/>
+    <w:bookmarkStart w:id="24" w:name="X3a9c3e690f259ffa3da2600671e45cc1c8f7894"/>
     <w:p>
       <w:pPr>
         <w:pStyle w:val="Heading3"/>
       </w:pPr>
-      <w:bookmarkStart w:id="37" w:name="X3a9c3e690f259ffa3da2600671e45cc1c8f7894"/>
       <w:r>
         <w:t xml:space="preserve">3.2 Recommended next steps (filed P3 in backlog)</w:t>
       </w:r>
-      <w:bookmarkEnd w:id="37"/>
-    </w:p>
-    <w:p>
-      <w:pPr>
+    </w:p>
+    <w:p>
+      <w:pPr>
+        <w:pStyle w:val="Compact"/>
         <w:numPr>
           <w:ilvl w:val="0"/>
           <w:numId w:val="1012"/>
         </w:numPr>
-        <w:pStyle w:val="Compact"/>
       </w:pPr>
       <w:r>
         <w:rPr>
           <w:b/>
+          <w:bCs/>
         </w:rPr>
         <w:t xml:space="preserve">Keyboard-only audit</w:t>
       </w:r>
@@ -1814,15 +1811,16 @@
     </w:p>
     <w:p>
       <w:pPr>
+        <w:pStyle w:val="Compact"/>
         <w:numPr>
           <w:ilvl w:val="0"/>
           <w:numId w:val="1012"/>
         </w:numPr>
-        <w:pStyle w:val="Compact"/>
       </w:pPr>
       <w:r>
         <w:rPr>
           <w:b/>
+          <w:bCs/>
         </w:rPr>
         <w:t xml:space="preserve">Screen-reader labels</w:t>
       </w:r>
@@ -1835,15 +1833,16 @@
     </w:p>
     <w:p>
       <w:pPr>
+        <w:pStyle w:val="Compact"/>
         <w:numPr>
           <w:ilvl w:val="0"/>
           <w:numId w:val="1012"/>
         </w:numPr>
-        <w:pStyle w:val="Compact"/>
       </w:pPr>
       <w:r>
         <w:rPr>
           <w:b/>
+          <w:bCs/>
         </w:rPr>
         <w:t xml:space="preserve">Color contrast pass</w:t>
       </w:r>
@@ -1856,15 +1855,16 @@
     </w:p>
     <w:p>
       <w:pPr>
+        <w:pStyle w:val="Compact"/>
         <w:numPr>
           <w:ilvl w:val="0"/>
           <w:numId w:val="1012"/>
         </w:numPr>
-        <w:pStyle w:val="Compact"/>
       </w:pPr>
       <w:r>
         <w:rPr>
           <w:b/>
+          <w:bCs/>
         </w:rPr>
         <w:t xml:space="preserve">Manual zoom test</w:t>
       </w:r>
@@ -1877,15 +1877,16 @@
     </w:p>
     <w:p>
       <w:pPr>
+        <w:pStyle w:val="Compact"/>
         <w:numPr>
           <w:ilvl w:val="0"/>
           <w:numId w:val="1012"/>
         </w:numPr>
-        <w:pStyle w:val="Compact"/>
       </w:pPr>
       <w:r>
         <w:rPr>
           <w:b/>
+          <w:bCs/>
         </w:rPr>
         <w:t xml:space="preserve">Reduced-motion</w:t>
       </w:r>
@@ -1896,15 +1897,15 @@
         <w:t xml:space="preserve">preference handling if any animations are added.</w:t>
       </w:r>
     </w:p>
+    <w:bookmarkEnd w:id="24"/>
+    <w:bookmarkStart w:id="25" w:name="X619d51701b1edc97ea52c579bcf6a5aa127f2be"/>
     <w:p>
       <w:pPr>
         <w:pStyle w:val="Heading3"/>
       </w:pPr>
-      <w:bookmarkStart w:id="38" w:name="X619d51701b1edc97ea52c579bcf6a5aa127f2be"/>
       <w:r>
         <w:t xml:space="preserve">3.3 Mobile / small screens</w:t>
       </w:r>
-      <w:bookmarkEnd w:id="38"/>
     </w:p>
     <w:p>
       <w:pPr>
@@ -1919,6 +1920,7 @@
       <w:r>
         <w:rPr>
           <w:b/>
+          <w:bCs/>
         </w:rPr>
         <w:t xml:space="preserve">not</w:t>
       </w:r>
@@ -1929,37 +1931,38 @@
         <w:t xml:space="preserve">filed in the backlog as a priority — Omnilore admins use desktop. Adjust if the stakeholder later requests mobile support.</w:t>
       </w:r>
     </w:p>
+    <w:bookmarkEnd w:id="25"/>
+    <w:bookmarkEnd w:id="26"/>
+    <w:bookmarkStart w:id="29" w:name="X0b92aff563575864367772fd0d614df9542893d"/>
     <w:p>
       <w:pPr>
         <w:pStyle w:val="Heading2"/>
       </w:pPr>
-      <w:bookmarkStart w:id="39" w:name="X0b92aff563575864367772fd0d614df9542893d"/>
       <w:r>
         <w:t xml:space="preserve">4. UX notes</w:t>
       </w:r>
-      <w:bookmarkEnd w:id="39"/>
-    </w:p>
+    </w:p>
+    <w:bookmarkStart w:id="27" w:name="Xf4d9cef44c12d11d85179333d9e1c1c8f674b83"/>
     <w:p>
       <w:pPr>
         <w:pStyle w:val="Heading3"/>
       </w:pPr>
-      <w:bookmarkStart w:id="40" w:name="Xf4d9cef44c12d11d85179333d9e1c1c8f674b83"/>
       <w:r>
         <w:t xml:space="preserve">What landed in D4–D6 that the stakeholder explicitly asked for</w:t>
       </w:r>
-      <w:bookmarkEnd w:id="40"/>
-    </w:p>
-    <w:p>
-      <w:pPr>
+    </w:p>
+    <w:p>
+      <w:pPr>
+        <w:pStyle w:val="Compact"/>
         <w:numPr>
           <w:ilvl w:val="0"/>
           <w:numId w:val="1013"/>
         </w:numPr>
-        <w:pStyle w:val="Compact"/>
       </w:pPr>
       <w:r>
         <w:rPr>
           <w:b/>
+          <w:bCs/>
         </w:rPr>
         <w:t xml:space="preserve">Show Splits as preview, not commit.</w:t>
       </w:r>
@@ -1975,6 +1978,7 @@
       <w:r>
         <w:rPr>
           <w:b/>
+          <w:bCs/>
         </w:rPr>
         <w:t xml:space="preserve">Implement</w:t>
       </w:r>
@@ -1984,15 +1988,16 @@
     </w:p>
     <w:p>
       <w:pPr>
+        <w:pStyle w:val="Compact"/>
         <w:numPr>
           <w:ilvl w:val="0"/>
           <w:numId w:val="1013"/>
         </w:numPr>
-        <w:pStyle w:val="Compact"/>
       </w:pPr>
       <w:r>
         <w:rPr>
           <w:b/>
+          <w:bCs/>
         </w:rPr>
         <w:t xml:space="preserve">Coordinator clearing.</w:t>
       </w:r>
@@ -2035,15 +2040,16 @@
     </w:p>
     <w:p>
       <w:pPr>
+        <w:pStyle w:val="Compact"/>
         <w:numPr>
           <w:ilvl w:val="0"/>
           <w:numId w:val="1013"/>
         </w:numPr>
-        <w:pStyle w:val="Compact"/>
       </w:pPr>
       <w:r>
         <w:rPr>
           <w:b/>
+          <w:bCs/>
         </w:rPr>
         <w:t xml:space="preserve">Time-slot deselect.</w:t>
       </w:r>
@@ -2056,15 +2062,16 @@
     </w:p>
     <w:p>
       <w:pPr>
+        <w:pStyle w:val="Compact"/>
         <w:numPr>
           <w:ilvl w:val="0"/>
           <w:numId w:val="1013"/>
         </w:numPr>
-        <w:pStyle w:val="Compact"/>
       </w:pPr>
       <w:r>
         <w:rPr>
           <w:b/>
+          <w:bCs/>
         </w:rPr>
         <w:t xml:space="preserve">Custom export filenames.</w:t>
       </w:r>
@@ -2137,15 +2144,16 @@
     </w:p>
     <w:p>
       <w:pPr>
+        <w:pStyle w:val="Compact"/>
         <w:numPr>
           <w:ilvl w:val="0"/>
           <w:numId w:val="1013"/>
         </w:numPr>
-        <w:pStyle w:val="Compact"/>
       </w:pPr>
       <w:r>
         <w:rPr>
           <w:b/>
+          <w:bCs/>
         </w:rPr>
         <w:t xml:space="preserve">Bundled save / load.</w:t>
       </w:r>
@@ -2156,27 +2164,28 @@
         <w:t xml:space="preserve">One file, three sections; restores the entire session.</w:t>
       </w:r>
     </w:p>
+    <w:bookmarkEnd w:id="27"/>
+    <w:bookmarkStart w:id="28" w:name="areas-the-next-dev-should-watch"/>
     <w:p>
       <w:pPr>
         <w:pStyle w:val="Heading3"/>
       </w:pPr>
-      <w:bookmarkStart w:id="41" w:name="areas-the-next-dev-should-watch"/>
       <w:r>
         <w:t xml:space="preserve">Areas the next dev should watch</w:t>
       </w:r>
-      <w:bookmarkEnd w:id="41"/>
-    </w:p>
-    <w:p>
-      <w:pPr>
+    </w:p>
+    <w:p>
+      <w:pPr>
+        <w:pStyle w:val="Compact"/>
         <w:numPr>
           <w:ilvl w:val="0"/>
           <w:numId w:val="1014"/>
         </w:numPr>
-        <w:pStyle w:val="Compact"/>
       </w:pPr>
       <w:r>
         <w:rPr>
           <w:b/>
+          <w:bCs/>
         </w:rPr>
         <w:t xml:space="preserve">Browser save-dialog inconsistency.</w:t>
       </w:r>
@@ -2204,15 +2213,16 @@
     </w:p>
     <w:p>
       <w:pPr>
+        <w:pStyle w:val="Compact"/>
         <w:numPr>
           <w:ilvl w:val="0"/>
           <w:numId w:val="1014"/>
         </w:numPr>
-        <w:pStyle w:val="Compact"/>
       </w:pPr>
       <w:r>
         <w:rPr>
           <w:b/>
+          <w:bCs/>
         </w:rPr>
         <w:t xml:space="preserve">Autosave is invisible by default.</w:t>
       </w:r>
@@ -2228,6 +2238,7 @@
       <w:r>
         <w:rPr>
           <w:b/>
+          <w:bCs/>
         </w:rPr>
         <w:t xml:space="preserve">Save As</w:t>
       </w:r>
@@ -2240,15 +2251,16 @@
     </w:p>
     <w:p>
       <w:pPr>
+        <w:pStyle w:val="Compact"/>
         <w:numPr>
           <w:ilvl w:val="0"/>
           <w:numId w:val="1014"/>
         </w:numPr>
-        <w:pStyle w:val="Compact"/>
       </w:pPr>
       <w:r>
         <w:rPr>
           <w:b/>
+          <w:bCs/>
         </w:rPr>
         <w:t xml:space="preserve">Inconsistent state messages.</w:t>
       </w:r>
@@ -2259,7 +2271,14 @@
         <w:t xml:space="preserve">When a person references an unknown course, the user sees a "inconsistent" state with the offending code in the exception message. A future improvement is an inline diff between the two files; until then, the runbook section "Common incidents" is the right place to point support tickets.</w:t>
       </w:r>
     </w:p>
-    <w:sectPr/>
+    <w:bookmarkEnd w:id="28"/>
+    <w:bookmarkEnd w:id="29"/>
+    <w:bookmarkEnd w:id="30"/>
+    <w:sectPr>
+      <w:footnotePr>
+        <w:numRestart w:val="eachSect"/>
+      </w:footnotePr>
+    </w:sectPr>
   </w:body>
 </w:document>
 </file>
@@ -2290,17 +2309,14 @@
 <file path=word/numbering.xml><?xml version="1.0" encoding="utf-8"?>
 <w:numbering xmlns:w="http://schemas.openxmlformats.org/wordprocessingml/2006/main">
   <w:abstractNum w:abstractNumId="990">
-    <w:nsid w:val="2c1ae401"/>
+    <w:nsid w:val="0000A990"/>
     <w:multiLevelType w:val="multilevel"/>
     <w:lvl w:ilvl="0">
       <w:numFmt w:val="bullet"/>
       <w:lvlText w:val=" "/>
       <w:lvlJc w:val="left"/>
       <w:pPr>
-        <w:tabs>
-          <w:tab w:val="num" w:pos="0"/>
-        </w:tabs>
-        <w:ind w:left="480" w:hanging="480"/>
+        <w:ind w:left="720" w:hanging="360"/>
       </w:pPr>
     </w:lvl>
     <w:lvl w:ilvl="1">
@@ -2308,10 +2324,7 @@
       <w:lvlText w:val=" "/>
       <w:lvlJc w:val="left"/>
       <w:pPr>
-        <w:tabs>
-          <w:tab w:val="num" w:pos="720"/>
-        </w:tabs>
-        <w:ind w:left="1200" w:hanging="480"/>
+        <w:ind w:left="1440" w:hanging="360"/>
       </w:pPr>
     </w:lvl>
     <w:lvl w:ilvl="2">
@@ -2319,10 +2332,7 @@
       <w:lvlText w:val=" "/>
       <w:lvlJc w:val="left"/>
       <w:pPr>
-        <w:tabs>
-          <w:tab w:val="num" w:pos="1440"/>
-        </w:tabs>
-        <w:ind w:left="1920" w:hanging="480"/>
+        <w:ind w:left="2160" w:hanging="360"/>
       </w:pPr>
     </w:lvl>
     <w:lvl w:ilvl="3">
@@ -2330,10 +2340,7 @@
       <w:lvlText w:val=" "/>
       <w:lvlJc w:val="left"/>
       <w:pPr>
-        <w:tabs>
-          <w:tab w:val="num" w:pos="2160"/>
-        </w:tabs>
-        <w:ind w:left="2640" w:hanging="480"/>
+        <w:ind w:left="2880" w:hanging="360"/>
       </w:pPr>
     </w:lvl>
     <w:lvl w:ilvl="4">
@@ -2341,10 +2348,7 @@
       <w:lvlText w:val=" "/>
       <w:lvlJc w:val="left"/>
       <w:pPr>
-        <w:tabs>
-          <w:tab w:val="num" w:pos="2880"/>
-        </w:tabs>
-        <w:ind w:left="3360" w:hanging="480"/>
+        <w:ind w:left="3600" w:hanging="360"/>
       </w:pPr>
     </w:lvl>
     <w:lvl w:ilvl="5">
@@ -2352,10 +2356,7 @@
       <w:lvlText w:val=" "/>
       <w:lvlJc w:val="left"/>
       <w:pPr>
-        <w:tabs>
-          <w:tab w:val="num" w:pos="3600"/>
-        </w:tabs>
-        <w:ind w:left="4080" w:hanging="480"/>
+        <w:ind w:left="4320" w:hanging="360"/>
       </w:pPr>
     </w:lvl>
     <w:lvl w:ilvl="6">
@@ -2363,10 +2364,7 @@
       <w:lvlText w:val=" "/>
       <w:lvlJc w:val="left"/>
       <w:pPr>
-        <w:tabs>
-          <w:tab w:val="num" w:pos="4320"/>
-        </w:tabs>
-        <w:ind w:left="4800" w:hanging="480"/>
+        <w:ind w:left="5040" w:hanging="360"/>
       </w:pPr>
     </w:lvl>
     <w:lvl w:ilvl="7">
@@ -2374,10 +2372,7 @@
       <w:lvlText w:val=" "/>
       <w:lvlJc w:val="left"/>
       <w:pPr>
-        <w:tabs>
-          <w:tab w:val="num" w:pos="5040"/>
-        </w:tabs>
-        <w:ind w:left="5520" w:hanging="480"/>
+        <w:ind w:left="5760" w:hanging="360"/>
       </w:pPr>
     </w:lvl>
     <w:lvl w:ilvl="8">
@@ -2385,114 +2380,111 @@
       <w:lvlText w:val=" "/>
       <w:lvlJc w:val="left"/>
       <w:pPr>
-        <w:tabs>
-          <w:tab w:val="num" w:pos="5760"/>
-        </w:tabs>
-        <w:ind w:left="6240" w:hanging="480"/>
+        <w:ind w:left="6480" w:hanging="360"/>
       </w:pPr>
     </w:lvl>
   </w:abstractNum>
   <w:abstractNum w:abstractNumId="991">
-    <w:nsid w:val="ea454b4c"/>
+    <w:nsid w:val="0000A991"/>
     <w:multiLevelType w:val="multilevel"/>
     <w:lvl w:ilvl="0">
       <w:numFmt w:val="bullet"/>
-      <w:lvlText w:val="•"/>
+      <w:lvlText w:val=""/>
       <w:lvlJc w:val="left"/>
       <w:pPr>
-        <w:tabs>
-          <w:tab w:val="num" w:pos="0"/>
-        </w:tabs>
-        <w:ind w:left="480" w:hanging="480"/>
-      </w:pPr>
+        <w:ind w:left="720" w:hanging="360"/>
+      </w:pPr>
+      <w:rPr>
+        <w:rFonts w:ascii="Symbol" w:hAnsi="Symbol" w:cs="Symbol" w:hint="default"/>
+      </w:rPr>
     </w:lvl>
     <w:lvl w:ilvl="1">
       <w:numFmt w:val="bullet"/>
-      <w:lvlText w:val="–"/>
+      <w:lvlText w:val="o"/>
       <w:lvlJc w:val="left"/>
       <w:pPr>
-        <w:tabs>
-          <w:tab w:val="num" w:pos="720"/>
-        </w:tabs>
-        <w:ind w:left="1200" w:hanging="480"/>
-      </w:pPr>
+        <w:ind w:left="1440" w:hanging="360"/>
+      </w:pPr>
+      <w:rPr>
+        <w:rFonts w:ascii="Courier New" w:hAnsi="Courier New" w:cs="Courier New" w:hint="default"/>
+      </w:rPr>
     </w:lvl>
     <w:lvl w:ilvl="2">
       <w:numFmt w:val="bullet"/>
-      <w:lvlText w:val="•"/>
+      <w:lvlText w:val=""/>
       <w:lvlJc w:val="left"/>
       <w:pPr>
-        <w:tabs>
-          <w:tab w:val="num" w:pos="1440"/>
-        </w:tabs>
-        <w:ind w:left="1920" w:hanging="480"/>
-      </w:pPr>
+        <w:ind w:left="2160" w:hanging="360"/>
+      </w:pPr>
+      <w:rPr>
+        <w:rFonts w:ascii="Wingdings" w:hAnsi="Wingdings" w:cs="Wingdings" w:hint="default"/>
+      </w:rPr>
     </w:lvl>
     <w:lvl w:ilvl="3">
       <w:numFmt w:val="bullet"/>
-      <w:lvlText w:val="–"/>
+      <w:lvlText w:val=""/>
       <w:lvlJc w:val="left"/>
       <w:pPr>
-        <w:tabs>
-          <w:tab w:val="num" w:pos="2160"/>
-        </w:tabs>
-        <w:ind w:left="2640" w:hanging="480"/>
-      </w:pPr>
+        <w:ind w:left="2880" w:hanging="360"/>
+      </w:pPr>
+      <w:rPr>
+        <w:rFonts w:ascii="Symbol" w:hAnsi="Symbol" w:cs="Symbol" w:hint="default"/>
+      </w:rPr>
     </w:lvl>
     <w:lvl w:ilvl="4">
       <w:numFmt w:val="bullet"/>
-      <w:lvlText w:val="•"/>
+      <w:lvlText w:val="o"/>
       <w:lvlJc w:val="left"/>
       <w:pPr>
-        <w:tabs>
-          <w:tab w:val="num" w:pos="2880"/>
-        </w:tabs>
-        <w:ind w:left="3360" w:hanging="480"/>
-      </w:pPr>
+        <w:ind w:left="3600" w:hanging="360"/>
+      </w:pPr>
+      <w:rPr>
+        <w:rFonts w:ascii="Courier New" w:hAnsi="Courier New" w:cs="Courier New" w:hint="default"/>
+      </w:rPr>
     </w:lvl>
     <w:lvl w:ilvl="5">
       <w:numFmt w:val="bullet"/>
-      <w:lvlText w:val="–"/>
+      <w:lvlText w:val=""/>
       <w:lvlJc w:val="left"/>
       <w:pPr>
-        <w:tabs>
-          <w:tab w:val="num" w:pos="3600"/>
-        </w:tabs>
-        <w:ind w:left="4080" w:hanging="480"/>
-      </w:pPr>
+        <w:ind w:left="4320" w:hanging="360"/>
+      </w:pPr>
+      <w:rPr>
+        <w:rFonts w:ascii="Wingdings" w:hAnsi="Wingdings" w:cs="Wingdings" w:hint="default"/>
+      </w:rPr>
     </w:lvl>
     <w:lvl w:ilvl="6">
       <w:numFmt w:val="bullet"/>
-      <w:lvlText w:val="•"/>
+      <w:lvlText w:val=""/>
       <w:lvlJc w:val="left"/>
       <w:pPr>
-        <w:tabs>
-          <w:tab w:val="num" w:pos="4320"/>
-        </w:tabs>
-        <w:ind w:left="4800" w:hanging="480"/>
-      </w:pPr>
+        <w:ind w:left="5040" w:hanging="360"/>
+      </w:pPr>
+      <w:rPr>
+        <w:rFonts w:ascii="Symbol" w:hAnsi="Symbol" w:cs="Symbol" w:hint="default"/>
+      </w:rPr>
     </w:lvl>
     <w:lvl w:ilvl="7">
       <w:numFmt w:val="bullet"/>
-      <w:lvlText w:val="–"/>
+      <w:lvlText w:val="o"/>
       <w:lvlJc w:val="left"/>
       <w:pPr>
-        <w:tabs>
-          <w:tab w:val="num" w:pos="5040"/>
-        </w:tabs>
-        <w:ind w:left="5520" w:hanging="480"/>
-      </w:pPr>
+        <w:ind w:left="5760" w:hanging="360"/>
+      </w:pPr>
+      <w:rPr>
+        <w:rFonts w:ascii="Courier New" w:hAnsi="Courier New" w:cs="Courier New" w:hint="default"/>
+      </w:rPr>
     </w:lvl>
     <w:lvl w:ilvl="8">
       <w:numFmt w:val="bullet"/>
-      <w:lvlText w:val="•"/>
+      <w:lvlText w:val=""/>
       <w:lvlJc w:val="left"/>
       <w:pPr>
-        <w:tabs>
-          <w:tab w:val="num" w:pos="5760"/>
-        </w:tabs>
-        <w:ind w:left="6240" w:hanging="480"/>
-      </w:pPr>
+        <w:ind w:left="6480" w:hanging="360"/>
+      </w:pPr>
+      <w:rPr>
+        <w:rFonts w:ascii="Wingdings" w:hAnsi="Wingdings" w:cs="Wingdings" w:hint="default"/>
+      </w:rPr>
     </w:lvl>
   </w:abstractNum>
   <w:num w:numId="1000">
@@ -2548,10 +2540,10 @@
   <w:docDefaults>
     <w:rPrDefault>
       <w:rPr>
-        <w:rFonts w:asciiTheme="minorHAnsi" w:eastAsiaTheme="minorHAnsi" w:hAnsiTheme="minorHAnsi" w:cstheme="minorBidi"/>
+        <w:rFonts w:asciiTheme="minorHAnsi" w:cstheme="minorBidi" w:eastAsiaTheme="minorEastAsia" w:hAnsiTheme="minorHAnsi"/>
         <w:sz w:val="24"/>
         <w:szCs w:val="24"/>
-        <w:lang w:val="en-US" w:eastAsia="en-US" w:bidi="ar-SA"/>
+        <w:lang w:bidi="ar-SA" w:eastAsia="zh-CN" w:val="en-US"/>
       </w:rPr>
     </w:rPrDefault>
     <w:pPrDefault>
@@ -2560,91 +2552,145 @@
       </w:pPr>
     </w:pPrDefault>
   </w:docDefaults>
-  <w:latentStyles w:defLockedState="0" w:defUIPriority="0" w:defSemiHidden="0" w:defUnhideWhenUsed="0" w:defQFormat="0" w:count="276"/>
-  <w:style w:type="paragraph" w:default="1" w:styleId="Normal">
+  <w:latentStyles w:count="276" w:defLockedState="0" w:defQFormat="0" w:defSemiHidden="0" w:defUIPriority="0" w:defUnhideWhenUsed="0"/>
+  <w:style w:default="1" w:styleId="Normal" w:type="paragraph">
     <w:name w:val="Normal"/>
     <w:qFormat/>
   </w:style>
-  <w:style w:type="paragraph" w:styleId="BodyText">
+  <w:style w:styleId="BodyText" w:type="paragraph">
     <w:name w:val="Body Text"/>
     <w:basedOn w:val="Normal"/>
     <w:link w:val="BodyTextChar"/>
+    <w:qFormat/>
     <w:pPr>
-      <w:spacing w:before="180" w:after="180"/>
+      <w:spacing w:after="180" w:before="180"/>
     </w:pPr>
-    <w:qFormat/>
-  </w:style>
-  <w:style w:type="paragraph" w:customStyle="1" w:styleId="FirstParagraph">
+  </w:style>
+  <w:style w:customStyle="1" w:styleId="FirstParagraph" w:type="paragraph">
     <w:name w:val="First Paragraph"/>
     <w:basedOn w:val="BodyText"/>
     <w:next w:val="BodyText"/>
     <w:qFormat/>
   </w:style>
-  <w:style w:type="paragraph" w:customStyle="1" w:styleId="Compact">
+  <w:style w:customStyle="1" w:styleId="Compact" w:type="paragraph">
     <w:name w:val="Compact"/>
     <w:basedOn w:val="BodyText"/>
     <w:qFormat/>
     <w:pPr>
-      <w:spacing w:before="36" w:after="36"/>
+      <w:spacing w:after="36" w:before="36"/>
     </w:pPr>
   </w:style>
-  <w:style w:type="paragraph" w:styleId="Title">
+  <w:style w:styleId="Title" w:type="paragraph">
     <w:name w:val="Title"/>
     <w:basedOn w:val="Normal"/>
     <w:next w:val="BodyText"/>
+    <w:link w:val="TitleChar"/>
+    <w:uiPriority w:val="10"/>
     <w:qFormat/>
+    <w:rsid w:val="00A10FD9"/>
     <w:pPr>
-      <w:keepNext/>
-      <w:keepLines/>
-      <w:spacing w:before="480" w:after="240"/>
+      <w:spacing w:after="80" w:line="240" w:lineRule="auto"/>
+      <w:contextualSpacing/>
       <w:jc w:val="center"/>
     </w:pPr>
     <w:rPr>
-      <w:rFonts w:asciiTheme="majorHAnsi" w:eastAsiaTheme="majorEastAsia" w:hAnsiTheme="majorHAnsi" w:cstheme="majorBidi"/>
-      <w:b/>
-      <w:bCs/>
-      <w:color w:val="345A8A" w:themeColor="accent1" w:themeShade="B5"/>
-      <w:sz w:val="36"/>
-      <w:szCs w:val="36"/>
-    </w:rPr>
-  </w:style>
-  <w:style w:type="paragraph" w:styleId="Subtitle">
+      <w:rFonts w:asciiTheme="majorHAnsi" w:cstheme="majorBidi" w:eastAsiaTheme="majorEastAsia" w:hAnsiTheme="majorHAnsi"/>
+      <w:sz w:val="56"/>
+      <w:szCs w:val="56"/>
+    </w:rPr>
+  </w:style>
+  <w:style w:customStyle="1" w:styleId="TitleChar" w:type="character">
+    <w:name w:val="Title Char"/>
+    <w:basedOn w:val="DefaultParagraphFont"/>
+    <w:link w:val="Title"/>
+    <w:uiPriority w:val="10"/>
+    <w:rsid w:val="00A10FD9"/>
+    <w:rPr>
+      <w:rFonts w:asciiTheme="majorHAnsi" w:cstheme="majorBidi" w:eastAsiaTheme="majorEastAsia" w:hAnsiTheme="majorHAnsi"/>
+      <w:sz w:val="56"/>
+      <w:szCs w:val="56"/>
+    </w:rPr>
+  </w:style>
+  <w:style w:styleId="Subtitle" w:type="paragraph">
     <w:name w:val="Subtitle"/>
+    <w:basedOn w:val="Title"/>
+    <w:next w:val="BodyText"/>
+    <w:link w:val="SubtitleChar"/>
+    <w:uiPriority w:val="11"/>
+    <w:qFormat/>
+    <w:rsid w:val="00A10FD9"/>
+    <w:pPr>
+      <w:numPr>
+        <w:ilvl w:val="1"/>
+      </w:numPr>
+    </w:pPr>
+    <w:rPr>
+      <w:rFonts w:cstheme="majorBidi" w:eastAsiaTheme="majorEastAsia"/>
+      <w:spacing w:val="15"/>
+      <w:sz w:val="28"/>
+      <w:szCs w:val="28"/>
+    </w:rPr>
+  </w:style>
+  <w:style w:customStyle="1" w:styleId="SubtitleChar" w:type="character">
+    <w:name w:val="Subtitle Char"/>
+    <w:basedOn w:val="DefaultParagraphFont"/>
+    <w:link w:val="Subtitle"/>
+    <w:uiPriority w:val="11"/>
+    <w:rsid w:val="00A10FD9"/>
+    <w:rPr>
+      <w:rFonts w:cstheme="majorBidi" w:eastAsiaTheme="majorEastAsia"/>
+      <w:color w:themeColor="text1" w:themeTint="A6" w:val="595959"/>
+      <w:spacing w:val="15"/>
+      <w:sz w:val="28"/>
+      <w:szCs w:val="28"/>
+    </w:rPr>
+  </w:style>
+  <w:style w:customStyle="1" w:styleId="Author" w:type="paragraph">
+    <w:name w:val="Author"/>
     <w:basedOn w:val="Title"/>
     <w:next w:val="BodyText"/>
     <w:qFormat/>
     <w:pPr>
       <w:keepNext/>
       <w:keepLines/>
-      <w:spacing w:before="240" w:after="240"/>
-      <w:jc w:val="center"/>
     </w:pPr>
     <w:rPr>
-      <w:sz w:val="30"/>
-      <w:szCs w:val="30"/>
-    </w:rPr>
-  </w:style>
-  <w:style w:type="paragraph" w:customStyle="1" w:styleId="Author">
-    <w:name w:val="Author"/>
+      <w:sz w:val="24"/>
+      <w:szCs w:val="24"/>
+    </w:rPr>
+  </w:style>
+  <w:style w:styleId="Date" w:type="paragraph">
+    <w:name w:val="Date"/>
+    <w:basedOn w:val="Title"/>
     <w:next w:val="BodyText"/>
     <w:qFormat/>
     <w:pPr>
       <w:keepNext/>
       <w:keepLines/>
-      <w:jc w:val="center"/>
     </w:pPr>
-  </w:style>
-  <w:style w:type="paragraph" w:styleId="Date">
-    <w:name w:val="Date"/>
-    <w:next w:val="BodyText"/>
+    <w:rPr>
+      <w:sz w:val="24"/>
+      <w:szCs w:val="24"/>
+    </w:rPr>
+  </w:style>
+  <w:style w:customStyle="1" w:styleId="AbstractTitle" w:type="paragraph">
+    <w:name w:val="Abstract Title"/>
+    <w:basedOn w:val="Normal"/>
+    <w:next w:val="Abstract"/>
     <w:qFormat/>
     <w:pPr>
       <w:keepNext/>
       <w:keepLines/>
+      <w:spacing w:after="0" w:before="300"/>
       <w:jc w:val="center"/>
     </w:pPr>
-  </w:style>
-  <w:style w:type="paragraph" w:customStyle="1" w:styleId="Abstract">
+    <w:rPr>
+      <w:b/>
+      <w:sz w:val="20"/>
+      <w:szCs w:val="20"/>
+    </w:rPr>
+  </w:style>
+  <w:style w:customStyle="1" w:styleId="Abstract" w:type="paragraph">
     <w:name w:val="Abstract"/>
     <w:basedOn w:val="Normal"/>
     <w:next w:val="BodyText"/>
@@ -2652,14 +2698,14 @@
     <w:pPr>
       <w:keepNext/>
       <w:keepLines/>
-      <w:spacing w:before="300" w:after="300"/>
+      <w:spacing w:after="300" w:before="100"/>
     </w:pPr>
     <w:rPr>
       <w:sz w:val="20"/>
       <w:szCs w:val="20"/>
     </w:rPr>
   </w:style>
-  <w:style w:type="paragraph" w:styleId="Bibliography">
+  <w:style w:styleId="Bibliography" w:type="paragraph">
     <w:name w:val="Bibliography"/>
     <w:basedOn w:val="Normal"/>
     <w:next w:val="Bibliography"/>
@@ -2667,195 +2713,325 @@
     <w:pPr/>
     <w:rPr/>
   </w:style>
-  <w:style w:type="paragraph" w:styleId="Heading1">
-    <w:name w:val="Heading 1"/>
+  <w:style w:styleId="Heading1" w:type="paragraph">
+    <w:name w:val="heading 1"/>
     <w:basedOn w:val="Normal"/>
     <w:next w:val="BodyText"/>
+    <w:link w:val="Heading1Char"/>
     <w:uiPriority w:val="9"/>
     <w:qFormat/>
+    <w:rsid w:val="00A10FD9"/>
     <w:pPr>
       <w:keepNext/>
       <w:keepLines/>
-      <w:spacing w:before="480" w:after="0"/>
+      <w:spacing w:after="80" w:before="360"/>
       <w:outlineLvl w:val="0"/>
     </w:pPr>
     <w:rPr>
-      <w:rFonts w:asciiTheme="majorHAnsi" w:eastAsiaTheme="majorEastAsia" w:hAnsiTheme="majorHAnsi" w:cstheme="majorBidi"/>
-      <w:b/>
-      <w:bCs/>
-      <w:color w:val="4F81BD" w:themeColor="accent1"/>
-      <w:sz w:val="32"/>
-      <w:szCs w:val="32"/>
-    </w:rPr>
-  </w:style>
-  <w:style w:type="paragraph" w:styleId="Heading2">
-    <w:name w:val="Heading 2"/>
+      <w:rFonts w:asciiTheme="majorHAnsi" w:cstheme="majorBidi" w:eastAsiaTheme="majorEastAsia" w:hAnsiTheme="majorHAnsi"/>
+      <w:color w:themeColor="accent1" w:themeShade="BF" w:val="0F4761"/>
+      <w:sz w:val="40"/>
+      <w:szCs w:val="40"/>
+    </w:rPr>
+  </w:style>
+  <w:style w:styleId="Heading2" w:type="paragraph">
+    <w:name w:val="heading 2"/>
     <w:basedOn w:val="Normal"/>
     <w:next w:val="BodyText"/>
+    <w:link w:val="Heading2Char"/>
     <w:uiPriority w:val="9"/>
+    <w:semiHidden/>
     <w:unhideWhenUsed/>
     <w:qFormat/>
+    <w:rsid w:val="00A10FD9"/>
     <w:pPr>
       <w:keepNext/>
       <w:keepLines/>
-      <w:spacing w:before="200" w:after="0"/>
+      <w:spacing w:after="80" w:before="160"/>
       <w:outlineLvl w:val="1"/>
     </w:pPr>
     <w:rPr>
-      <w:rFonts w:asciiTheme="majorHAnsi" w:eastAsiaTheme="majorEastAsia" w:hAnsiTheme="majorHAnsi" w:cstheme="majorBidi"/>
-      <w:b/>
-      <w:bCs/>
-      <w:color w:val="4F81BD" w:themeColor="accent1"/>
-      <w:sz w:val="28"/>
-      <w:szCs w:val="28"/>
-    </w:rPr>
-  </w:style>
-  <w:style w:type="paragraph" w:styleId="Heading3">
-    <w:name w:val="Heading 3"/>
+      <w:rFonts w:asciiTheme="majorHAnsi" w:cstheme="majorBidi" w:eastAsiaTheme="majorEastAsia" w:hAnsiTheme="majorHAnsi"/>
+      <w:color w:themeColor="accent1" w:themeShade="BF" w:val="0F4761"/>
+      <w:sz w:val="32"/>
+      <w:szCs w:val="32"/>
+    </w:rPr>
+  </w:style>
+  <w:style w:styleId="Heading3" w:type="paragraph">
+    <w:name w:val="heading 3"/>
     <w:basedOn w:val="Normal"/>
     <w:next w:val="BodyText"/>
+    <w:link w:val="Heading3Char"/>
     <w:uiPriority w:val="9"/>
+    <w:semiHidden/>
     <w:unhideWhenUsed/>
     <w:qFormat/>
+    <w:rsid w:val="00A10FD9"/>
     <w:pPr>
       <w:keepNext/>
       <w:keepLines/>
-      <w:spacing w:before="200" w:after="0"/>
+      <w:spacing w:after="80" w:before="160"/>
       <w:outlineLvl w:val="2"/>
     </w:pPr>
     <w:rPr>
-      <w:rFonts w:asciiTheme="majorHAnsi" w:eastAsiaTheme="majorEastAsia" w:hAnsiTheme="majorHAnsi" w:cstheme="majorBidi"/>
-      <w:b/>
-      <w:bCs/>
-      <w:color w:val="4F81BD" w:themeColor="accent1"/>
-      <w:sz w:val="24"/>
-      <w:szCs w:val="24"/>
-    </w:rPr>
-  </w:style>
-  <w:style w:type="paragraph" w:styleId="Heading4">
-    <w:name w:val="Heading 4"/>
+      <w:rFonts w:cstheme="majorBidi" w:eastAsiaTheme="majorEastAsia"/>
+      <w:color w:themeColor="accent1" w:themeShade="BF" w:val="0F4761"/>
+      <w:sz w:val="28"/>
+      <w:szCs w:val="28"/>
+    </w:rPr>
+  </w:style>
+  <w:style w:styleId="Heading4" w:type="paragraph">
+    <w:name w:val="heading 4"/>
     <w:basedOn w:val="Normal"/>
     <w:next w:val="BodyText"/>
+    <w:link w:val="Heading4Char"/>
     <w:uiPriority w:val="9"/>
+    <w:semiHidden/>
     <w:unhideWhenUsed/>
     <w:qFormat/>
+    <w:rsid w:val="00A10FD9"/>
     <w:pPr>
       <w:keepNext/>
       <w:keepLines/>
-      <w:spacing w:before="200" w:after="0"/>
+      <w:spacing w:after="40" w:before="80"/>
       <w:outlineLvl w:val="3"/>
     </w:pPr>
     <w:rPr>
-      <w:rFonts w:asciiTheme="majorHAnsi" w:eastAsiaTheme="majorEastAsia" w:hAnsiTheme="majorHAnsi" w:cstheme="majorBidi"/>
+      <w:rFonts w:cstheme="majorBidi" w:eastAsiaTheme="majorEastAsia"/>
       <w:i/>
-      <w:bCs/>
-      <w:color w:val="4F81BD" w:themeColor="accent1"/>
-      <w:sz w:val="24"/>
-      <w:szCs w:val="24"/>
-    </w:rPr>
-  </w:style>
-  <w:style w:type="paragraph" w:styleId="Heading5">
-    <w:name w:val="Heading 5"/>
+      <w:iCs/>
+      <w:color w:themeColor="accent1" w:themeShade="BF" w:val="0F4761"/>
+    </w:rPr>
+  </w:style>
+  <w:style w:styleId="Heading5" w:type="paragraph">
+    <w:name w:val="heading 5"/>
     <w:basedOn w:val="Normal"/>
     <w:next w:val="BodyText"/>
+    <w:link w:val="Heading5Char"/>
     <w:uiPriority w:val="9"/>
+    <w:semiHidden/>
     <w:unhideWhenUsed/>
     <w:qFormat/>
+    <w:rsid w:val="00A10FD9"/>
     <w:pPr>
       <w:keepNext/>
       <w:keepLines/>
-      <w:spacing w:before="200" w:after="0"/>
+      <w:spacing w:after="40" w:before="80"/>
       <w:outlineLvl w:val="4"/>
     </w:pPr>
     <w:rPr>
-      <w:rFonts w:asciiTheme="majorHAnsi" w:eastAsiaTheme="majorEastAsia" w:hAnsiTheme="majorHAnsi" w:cstheme="majorBidi"/>
-      <w:iCs/>
-      <w:color w:val="4F81BD" w:themeColor="accent1"/>
-      <w:sz w:val="24"/>
-      <w:szCs w:val="24"/>
-    </w:rPr>
-  </w:style>
-  <w:style w:type="paragraph" w:styleId="Heading6">
-    <w:name w:val="Heading 6"/>
+      <w:rFonts w:cstheme="majorBidi" w:eastAsiaTheme="majorEastAsia"/>
+      <w:color w:themeColor="accent1" w:themeShade="BF" w:val="0F4761"/>
+    </w:rPr>
+  </w:style>
+  <w:style w:styleId="Heading6" w:type="paragraph">
+    <w:name w:val="heading 6"/>
     <w:basedOn w:val="Normal"/>
     <w:next w:val="BodyText"/>
+    <w:link w:val="Heading6Char"/>
     <w:uiPriority w:val="9"/>
+    <w:semiHidden/>
     <w:unhideWhenUsed/>
     <w:qFormat/>
+    <w:rsid w:val="00A10FD9"/>
     <w:pPr>
       <w:keepNext/>
       <w:keepLines/>
-      <w:spacing w:before="200" w:after="0"/>
+      <w:spacing w:after="0" w:before="40"/>
       <w:outlineLvl w:val="5"/>
     </w:pPr>
     <w:rPr>
-      <w:rFonts w:asciiTheme="majorHAnsi" w:eastAsiaTheme="majorEastAsia" w:hAnsiTheme="majorHAnsi" w:cstheme="majorBidi"/>
-      <w:color w:val="4F81BD" w:themeColor="accent1"/>
-      <w:sz w:val="24"/>
-      <w:szCs w:val="24"/>
-    </w:rPr>
-  </w:style>
-  <w:style w:type="paragraph" w:styleId="Heading7">
-    <w:name w:val="Heading 7"/>
+      <w:rFonts w:cstheme="majorBidi" w:eastAsiaTheme="majorEastAsia"/>
+      <w:i/>
+      <w:iCs/>
+      <w:color w:themeColor="text1" w:themeTint="A6" w:val="595959"/>
+    </w:rPr>
+  </w:style>
+  <w:style w:styleId="Heading7" w:type="paragraph">
+    <w:name w:val="heading 7"/>
     <w:basedOn w:val="Normal"/>
     <w:next w:val="BodyText"/>
+    <w:link w:val="Heading7Char"/>
     <w:uiPriority w:val="9"/>
+    <w:semiHidden/>
     <w:unhideWhenUsed/>
     <w:qFormat/>
+    <w:rsid w:val="00A10FD9"/>
     <w:pPr>
       <w:keepNext/>
       <w:keepLines/>
-      <w:spacing w:before="200" w:after="0"/>
+      <w:spacing w:after="0" w:before="40"/>
       <w:outlineLvl w:val="6"/>
     </w:pPr>
     <w:rPr>
-      <w:rFonts w:asciiTheme="majorHAnsi" w:eastAsiaTheme="majorEastAsia" w:hAnsiTheme="majorHAnsi" w:cstheme="majorBidi"/>
-      <w:color w:val="4F81BD" w:themeColor="accent1"/>
-      <w:sz w:val="24"/>
-      <w:szCs w:val="24"/>
-    </w:rPr>
-  </w:style>
-  <w:style w:type="paragraph" w:styleId="Heading8">
-    <w:name w:val="Heading 8"/>
+      <w:rFonts w:cstheme="majorBidi" w:eastAsiaTheme="majorEastAsia"/>
+      <w:color w:themeColor="text1" w:themeTint="A6" w:val="595959"/>
+    </w:rPr>
+  </w:style>
+  <w:style w:styleId="Heading8" w:type="paragraph">
+    <w:name w:val="heading 8"/>
     <w:basedOn w:val="Normal"/>
     <w:next w:val="BodyText"/>
+    <w:link w:val="Heading8Char"/>
     <w:uiPriority w:val="9"/>
+    <w:semiHidden/>
     <w:unhideWhenUsed/>
     <w:qFormat/>
+    <w:rsid w:val="00A10FD9"/>
     <w:pPr>
       <w:keepNext/>
       <w:keepLines/>
-      <w:spacing w:before="200" w:after="0"/>
+      <w:spacing w:after="0"/>
       <w:outlineLvl w:val="7"/>
     </w:pPr>
     <w:rPr>
-      <w:rFonts w:asciiTheme="majorHAnsi" w:eastAsiaTheme="majorEastAsia" w:hAnsiTheme="majorHAnsi" w:cstheme="majorBidi"/>
-      <w:color w:val="4F81BD" w:themeColor="accent1"/>
-      <w:sz w:val="24"/>
-      <w:szCs w:val="24"/>
-    </w:rPr>
-  </w:style>
-  <w:style w:type="paragraph" w:styleId="Heading9">
-    <w:name w:val="Heading 9"/>
+      <w:rFonts w:cstheme="majorBidi" w:eastAsiaTheme="majorEastAsia"/>
+      <w:i/>
+      <w:iCs/>
+      <w:color w:themeColor="text1" w:themeTint="D8" w:val="272727"/>
+    </w:rPr>
+  </w:style>
+  <w:style w:styleId="Heading9" w:type="paragraph">
+    <w:name w:val="heading 9"/>
     <w:basedOn w:val="Normal"/>
     <w:next w:val="BodyText"/>
+    <w:link w:val="Heading9Char"/>
     <w:uiPriority w:val="9"/>
+    <w:semiHidden/>
     <w:unhideWhenUsed/>
     <w:qFormat/>
+    <w:rsid w:val="00A10FD9"/>
     <w:pPr>
       <w:keepNext/>
       <w:keepLines/>
-      <w:spacing w:before="200" w:after="0"/>
+      <w:spacing w:after="0"/>
       <w:outlineLvl w:val="8"/>
     </w:pPr>
     <w:rPr>
-      <w:rFonts w:asciiTheme="majorHAnsi" w:eastAsiaTheme="majorEastAsia" w:hAnsiTheme="majorHAnsi" w:cstheme="majorBidi"/>
-      <w:color w:val="4F81BD" w:themeColor="accent1"/>
-      <w:sz w:val="24"/>
-      <w:szCs w:val="24"/>
-    </w:rPr>
-  </w:style>
-  <w:style w:type="paragraph" w:styleId="BlockText">
+      <w:rFonts w:cstheme="majorBidi" w:eastAsiaTheme="majorEastAsia"/>
+      <w:color w:themeColor="text1" w:themeTint="D8" w:val="272727"/>
+    </w:rPr>
+  </w:style>
+  <w:style w:customStyle="1" w:styleId="Heading1Char" w:type="character">
+    <w:name w:val="Heading 1 Char"/>
+    <w:basedOn w:val="DefaultParagraphFont"/>
+    <w:link w:val="Heading1"/>
+    <w:uiPriority w:val="9"/>
+    <w:rsid w:val="00A10FD9"/>
+    <w:rPr>
+      <w:rFonts w:asciiTheme="majorHAnsi" w:cstheme="majorBidi" w:eastAsiaTheme="majorEastAsia" w:hAnsiTheme="majorHAnsi"/>
+      <w:color w:themeColor="accent1" w:themeShade="BF" w:val="0F4761"/>
+      <w:sz w:val="40"/>
+      <w:szCs w:val="40"/>
+    </w:rPr>
+  </w:style>
+  <w:style w:customStyle="1" w:styleId="Heading2Char" w:type="character">
+    <w:name w:val="Heading 2 Char"/>
+    <w:basedOn w:val="DefaultParagraphFont"/>
+    <w:link w:val="Heading2"/>
+    <w:uiPriority w:val="9"/>
+    <w:semiHidden/>
+    <w:rsid w:val="00A10FD9"/>
+    <w:rPr>
+      <w:rFonts w:asciiTheme="majorHAnsi" w:cstheme="majorBidi" w:eastAsiaTheme="majorEastAsia" w:hAnsiTheme="majorHAnsi"/>
+      <w:color w:themeColor="accent1" w:themeShade="BF" w:val="0F4761"/>
+      <w:sz w:val="32"/>
+      <w:szCs w:val="32"/>
+    </w:rPr>
+  </w:style>
+  <w:style w:customStyle="1" w:styleId="Heading3Char" w:type="character">
+    <w:name w:val="Heading 3 Char"/>
+    <w:basedOn w:val="DefaultParagraphFont"/>
+    <w:link w:val="Heading3"/>
+    <w:uiPriority w:val="9"/>
+    <w:semiHidden/>
+    <w:rsid w:val="00A10FD9"/>
+    <w:rPr>
+      <w:rFonts w:cstheme="majorBidi" w:eastAsiaTheme="majorEastAsia"/>
+      <w:color w:themeColor="accent1" w:themeShade="BF" w:val="0F4761"/>
+      <w:sz w:val="28"/>
+      <w:szCs w:val="28"/>
+    </w:rPr>
+  </w:style>
+  <w:style w:customStyle="1" w:styleId="Heading4Char" w:type="character">
+    <w:name w:val="Heading 4 Char"/>
+    <w:basedOn w:val="DefaultParagraphFont"/>
+    <w:link w:val="Heading4"/>
+    <w:uiPriority w:val="9"/>
+    <w:semiHidden/>
+    <w:rsid w:val="00A10FD9"/>
+    <w:rPr>
+      <w:rFonts w:cstheme="majorBidi" w:eastAsiaTheme="majorEastAsia"/>
+      <w:i/>
+      <w:iCs/>
+      <w:color w:themeColor="accent1" w:themeShade="BF" w:val="0F4761"/>
+    </w:rPr>
+  </w:style>
+  <w:style w:customStyle="1" w:styleId="Heading5Char" w:type="character">
+    <w:name w:val="Heading 5 Char"/>
+    <w:basedOn w:val="DefaultParagraphFont"/>
+    <w:link w:val="Heading5"/>
+    <w:uiPriority w:val="9"/>
+    <w:semiHidden/>
+    <w:rsid w:val="00A10FD9"/>
+    <w:rPr>
+      <w:rFonts w:cstheme="majorBidi" w:eastAsiaTheme="majorEastAsia"/>
+      <w:color w:themeColor="accent1" w:themeShade="BF" w:val="0F4761"/>
+    </w:rPr>
+  </w:style>
+  <w:style w:customStyle="1" w:styleId="Heading6Char" w:type="character">
+    <w:name w:val="Heading 6 Char"/>
+    <w:basedOn w:val="DefaultParagraphFont"/>
+    <w:link w:val="Heading6"/>
+    <w:uiPriority w:val="9"/>
+    <w:semiHidden/>
+    <w:rsid w:val="00A10FD9"/>
+    <w:rPr>
+      <w:rFonts w:cstheme="majorBidi" w:eastAsiaTheme="majorEastAsia"/>
+      <w:i/>
+      <w:iCs/>
+      <w:color w:themeColor="text1" w:themeTint="A6" w:val="595959"/>
+    </w:rPr>
+  </w:style>
+  <w:style w:customStyle="1" w:styleId="Heading7Char" w:type="character">
+    <w:name w:val="Heading 7 Char"/>
+    <w:basedOn w:val="DefaultParagraphFont"/>
+    <w:link w:val="Heading7"/>
+    <w:uiPriority w:val="9"/>
+    <w:semiHidden/>
+    <w:rsid w:val="00A10FD9"/>
+    <w:rPr>
+      <w:rFonts w:cstheme="majorBidi" w:eastAsiaTheme="majorEastAsia"/>
+      <w:color w:themeColor="text1" w:themeTint="A6" w:val="595959"/>
+    </w:rPr>
+  </w:style>
+  <w:style w:customStyle="1" w:styleId="Heading8Char" w:type="character">
+    <w:name w:val="Heading 8 Char"/>
+    <w:basedOn w:val="DefaultParagraphFont"/>
+    <w:link w:val="Heading8"/>
+    <w:uiPriority w:val="9"/>
+    <w:semiHidden/>
+    <w:rsid w:val="00A10FD9"/>
+    <w:rPr>
+      <w:rFonts w:cstheme="majorBidi" w:eastAsiaTheme="majorEastAsia"/>
+      <w:i/>
+      <w:iCs/>
+      <w:color w:themeColor="text1" w:themeTint="D8" w:val="272727"/>
+    </w:rPr>
+  </w:style>
+  <w:style w:customStyle="1" w:styleId="Heading9Char" w:type="character">
+    <w:name w:val="Heading 9 Char"/>
+    <w:basedOn w:val="DefaultParagraphFont"/>
+    <w:link w:val="Heading9"/>
+    <w:uiPriority w:val="9"/>
+    <w:semiHidden/>
+    <w:rsid w:val="00A10FD9"/>
+    <w:rPr>
+      <w:rFonts w:cstheme="majorBidi" w:eastAsiaTheme="majorEastAsia"/>
+      <w:color w:themeColor="text1" w:themeTint="D8" w:val="272727"/>
+    </w:rPr>
+  </w:style>
+  <w:style w:styleId="BlockText" w:type="paragraph">
     <w:name w:val="Block Text"/>
     <w:basedOn w:val="BodyText"/>
     <w:next w:val="BodyText"/>
@@ -2863,11 +3039,11 @@
     <w:unhideWhenUsed/>
     <w:qFormat/>
     <w:pPr>
-      <w:spacing w:before="100" w:after="100"/>
+      <w:spacing w:after="100" w:before="100"/>
       <w:ind w:firstLine="0" w:left="480" w:right="480"/>
     </w:pPr>
   </w:style>
-  <w:style w:type="paragraph" w:styleId="FootnoteText">
+  <w:style w:styleId="FootnoteText" w:type="paragraph">
     <w:name w:val="Footnote Text"/>
     <w:basedOn w:val="Normal"/>
     <w:next w:val="FootnoteText"/>
@@ -2875,28 +3051,48 @@
     <w:unhideWhenUsed/>
     <w:qFormat/>
   </w:style>
-  <w:style w:type="character" w:default="1" w:styleId="DefaultParagraphFont">
+  <w:style w:styleId="FootnoteBlockText" w:type="paragraph">
+    <w:name w:val="Footnote Block Text"/>
+    <w:basedOn w:val="FootnoteText"/>
+    <w:next w:val="FootnoteText"/>
+    <w:uiPriority w:val="9"/>
+    <w:unhideWhenUsed/>
+    <w:qFormat/>
+    <w:pPr>
+      <w:spacing w:after="100" w:before="100"/>
+      <w:ind w:firstLine="0" w:left="480" w:right="480"/>
+    </w:pPr>
+  </w:style>
+  <w:style w:default="1" w:styleId="DefaultParagraphFont" w:type="character">
     <w:name w:val="Default Paragraph Font"/>
     <w:semiHidden/>
     <w:unhideWhenUsed/>
   </w:style>
-  <w:style w:type="table" w:default="1" w:styleId="Table">
+  <w:style w:default="1" w:styleId="Table" w:type="table">
     <w:name w:val="Table"/>
     <w:basedOn w:val="TableNormal"/>
     <w:semiHidden/>
     <w:unhideWhenUsed/>
     <w:qFormat/>
     <w:tblPr>
-      <w:tblInd w:w="0" w:type="dxa"/>
+      <w:tblInd w:type="dxa" w:w="0"/>
       <w:tblCellMar>
-        <w:top w:w="0" w:type="dxa"/>
-        <w:left w:w="108" w:type="dxa"/>
-        <w:bottom w:w="0" w:type="dxa"/>
-        <w:right w:w="108" w:type="dxa"/>
+        <w:top w:type="dxa" w:w="0"/>
+        <w:left w:type="dxa" w:w="108"/>
+        <w:bottom w:type="dxa" w:w="0"/>
+        <w:right w:type="dxa" w:w="108"/>
       </w:tblCellMar>
     </w:tblPr>
-  </w:style>
-  <w:style w:type="paragraph" w:customStyle="1" w:styleId="DefinitionTerm">
+    <w:tblStylePr w:type="firstRow">
+      <w:tcPr>
+        <w:tcBorders>
+          <w:bottom w:val="single"/>
+        </w:tcBorders>
+        <w:vAlign w:val="bottom"/>
+      </w:tcPr>
+    </w:tblStylePr>
+  </w:style>
+  <w:style w:customStyle="1" w:styleId="DefinitionTerm" w:type="paragraph">
     <w:name w:val="Definition Term"/>
     <w:basedOn w:val="Normal"/>
     <w:next w:val="Definition"/>
@@ -2909,49 +3105,49 @@
       <w:b/>
     </w:rPr>
   </w:style>
-  <w:style w:type="paragraph" w:customStyle="1" w:styleId="Definition">
+  <w:style w:customStyle="1" w:styleId="Definition" w:type="paragraph">
     <w:name w:val="Definition"/>
     <w:basedOn w:val="Normal"/>
   </w:style>
-  <w:style w:type="paragraph" w:styleId="Caption">
+  <w:style w:styleId="Caption" w:type="paragraph">
     <w:name w:val="Caption"/>
     <w:basedOn w:val="Normal"/>
     <w:link w:val="BodyTextChar"/>
     <w:pPr>
-      <w:spacing w:before="0" w:after="120"/>
+      <w:spacing w:after="120" w:before="0"/>
     </w:pPr>
     <w:rPr>
       <w:i/>
     </w:rPr>
   </w:style>
-  <w:style w:type="paragraph" w:customStyle="1" w:styleId="TableCaption">
+  <w:style w:customStyle="1" w:styleId="TableCaption" w:type="paragraph">
     <w:name w:val="Table Caption"/>
     <w:basedOn w:val="Caption"/>
     <w:pPr>
       <w:keepNext/>
     </w:pPr>
   </w:style>
-  <w:style w:type="paragraph" w:customStyle="1" w:styleId="ImageCaption">
+  <w:style w:customStyle="1" w:styleId="ImageCaption" w:type="paragraph">
     <w:name w:val="Image Caption"/>
     <w:basedOn w:val="Caption"/>
   </w:style>
-  <w:style w:type="paragraph" w:customStyle="1" w:styleId="Figure">
+  <w:style w:customStyle="1" w:styleId="Figure" w:type="paragraph">
     <w:name w:val="Figure"/>
     <w:basedOn w:val="Normal"/>
   </w:style>
-  <w:style w:type="paragraph" w:customStyle="1" w:styleId="CaptionedFigure">
+  <w:style w:customStyle="1" w:styleId="CaptionedFigure" w:type="paragraph">
     <w:name w:val="Captioned Figure"/>
     <w:basedOn w:val="Figure"/>
     <w:pPr>
       <w:keepNext/>
     </w:pPr>
   </w:style>
-  <w:style w:type="character" w:customStyle="1" w:styleId="BodyTextChar">
+  <w:style w:customStyle="1" w:styleId="BodyTextChar" w:type="character">
     <w:name w:val="Body Text Char"/>
     <w:basedOn w:val="DefaultParagraphFont"/>
     <w:link w:val="BodyText"/>
   </w:style>
-  <w:style w:type="character" w:customStyle="1" w:styleId="VerbatimChar">
+  <w:style w:customStyle="1" w:styleId="VerbatimChar" w:type="character">
     <w:name w:val="Verbatim Char"/>
     <w:basedOn w:val="BodyTextChar"/>
     <w:rPr>
@@ -2959,21 +3155,25 @@
       <w:sz w:val="22"/>
     </w:rPr>
   </w:style>
-  <w:style w:type="character" w:styleId="FootnoteReference">
+  <w:style w:customStyle="1" w:styleId="SectionNumber" w:type="character">
+    <w:name w:val="Section Number"/>
+    <w:basedOn w:val="BodyTextChar"/>
+  </w:style>
+  <w:style w:styleId="FootnoteReference" w:type="character">
     <w:name w:val="Footnote Reference"/>
     <w:basedOn w:val="BodyTextChar"/>
     <w:rPr>
       <w:vertAlign w:val="superscript"/>
     </w:rPr>
   </w:style>
-  <w:style w:type="character" w:styleId="Hyperlink">
+  <w:style w:styleId="Hyperlink" w:type="character">
     <w:name w:val="Hyperlink"/>
     <w:basedOn w:val="BodyTextChar"/>
     <w:rPr>
-      <w:color w:val="4F81BD" w:themeColor="accent1"/>
-    </w:rPr>
-  </w:style>
-  <w:style w:type="paragraph" w:styleId="TOCHeading">
+      <w:color w:themeColor="accent1" w:val="4F81BD"/>
+    </w:rPr>
+  </w:style>
+  <w:style w:styleId="TOCHeading" w:type="paragraph">
     <w:name w:val="TOC Heading"/>
     <w:basedOn w:val="Heading1"/>
     <w:next w:val="BodyText"/>
@@ -2985,10 +3185,10 @@
       <w:outlineLvl w:val="9"/>
     </w:pPr>
     <w:rPr>
-      <w:rFonts w:asciiTheme="majorHAnsi" w:eastAsiaTheme="majorEastAsia" w:hAnsiTheme="majorHAnsi" w:cstheme="majorBidi"/>
+      <w:rFonts w:asciiTheme="majorHAnsi" w:cstheme="majorBidi" w:eastAsiaTheme="majorEastAsia" w:hAnsiTheme="majorHAnsi"/>
       <w:b w:val="0"/>
       <w:bCs w:val="0"/>
-      <w:color w:val="365F91" w:themeColor="accent1" w:themeShade="BF"/>
+      <w:color w:themeColor="accent1" w:themeShade="BF" w:val="365F91"/>
     </w:rPr>
   </w:style>
   <w:style w:type="paragraph" w:customStyle="1" w:styleId="SourceCode">
@@ -3003,8 +3203,8 @@
     <w:name w:val="KeywordTok"/>
     <w:basedOn w:val="VerbatimChar"/>
     <w:rPr>
+      <w:b/>
       <w:color w:val="007020"/>
-      <w:b/>
     </w:rPr>
   </w:style>
   <w:style w:type="character" w:customStyle="1" w:styleId="DataTypeTok">
@@ -3080,40 +3280,43 @@
   <w:style w:type="character" w:customStyle="1" w:styleId="ImportTok">
     <w:name w:val="ImportTok"/>
     <w:basedOn w:val="VerbatimChar"/>
-    <w:rPr/>
+    <w:rPr>
+      <w:b/>
+      <w:color w:val="008000"/>
+    </w:rPr>
   </w:style>
   <w:style w:type="character" w:customStyle="1" w:styleId="CommentTok">
     <w:name w:val="CommentTok"/>
     <w:basedOn w:val="VerbatimChar"/>
     <w:rPr>
+      <w:i/>
       <w:color w:val="60a0b0"/>
-      <w:i/>
     </w:rPr>
   </w:style>
   <w:style w:type="character" w:customStyle="1" w:styleId="DocumentationTok">
     <w:name w:val="DocumentationTok"/>
     <w:basedOn w:val="VerbatimChar"/>
     <w:rPr>
+      <w:i/>
       <w:color w:val="ba2121"/>
-      <w:i/>
     </w:rPr>
   </w:style>
   <w:style w:type="character" w:customStyle="1" w:styleId="AnnotationTok">
     <w:name w:val="AnnotationTok"/>
     <w:basedOn w:val="VerbatimChar"/>
     <w:rPr>
-      <w:color w:val="60a0b0"/>
       <w:b/>
       <w:i/>
+      <w:color w:val="60a0b0"/>
     </w:rPr>
   </w:style>
   <w:style w:type="character" w:customStyle="1" w:styleId="CommentVarTok">
     <w:name w:val="CommentVarTok"/>
     <w:basedOn w:val="VerbatimChar"/>
     <w:rPr>
-      <w:color w:val="60a0b0"/>
       <w:b/>
       <w:i/>
+      <w:color w:val="60a0b0"/>
     </w:rPr>
   </w:style>
   <w:style w:type="character" w:customStyle="1" w:styleId="OtherTok">
@@ -3141,8 +3344,8 @@
     <w:name w:val="ControlFlowTok"/>
     <w:basedOn w:val="VerbatimChar"/>
     <w:rPr>
+      <w:b/>
       <w:color w:val="007020"/>
-      <w:b/>
     </w:rPr>
   </w:style>
   <w:style w:type="character" w:customStyle="1" w:styleId="OperatorTok">
@@ -3155,7 +3358,9 @@
   <w:style w:type="character" w:customStyle="1" w:styleId="BuiltInTok">
     <w:name w:val="BuiltInTok"/>
     <w:basedOn w:val="VerbatimChar"/>
-    <w:rPr/>
+    <w:rPr>
+      <w:color w:val="008000"/>
+    </w:rPr>
   </w:style>
   <w:style w:type="character" w:customStyle="1" w:styleId="ExtensionTok">
     <w:name w:val="ExtensionTok"/>
@@ -3185,34 +3390,34 @@
     <w:name w:val="InformationTok"/>
     <w:basedOn w:val="VerbatimChar"/>
     <w:rPr>
-      <w:color w:val="60a0b0"/>
       <w:b/>
       <w:i/>
+      <w:color w:val="60a0b0"/>
     </w:rPr>
   </w:style>
   <w:style w:type="character" w:customStyle="1" w:styleId="WarningTok">
     <w:name w:val="WarningTok"/>
     <w:basedOn w:val="VerbatimChar"/>
     <w:rPr>
-      <w:color w:val="60a0b0"/>
       <w:b/>
       <w:i/>
+      <w:color w:val="60a0b0"/>
     </w:rPr>
   </w:style>
   <w:style w:type="character" w:customStyle="1" w:styleId="AlertTok">
     <w:name w:val="AlertTok"/>
     <w:basedOn w:val="VerbatimChar"/>
     <w:rPr>
+      <w:b/>
       <w:color w:val="ff0000"/>
-      <w:b/>
     </w:rPr>
   </w:style>
   <w:style w:type="character" w:customStyle="1" w:styleId="ErrorTok">
     <w:name w:val="ErrorTok"/>
     <w:basedOn w:val="VerbatimChar"/>
     <w:rPr>
+      <w:b/>
       <w:color w:val="ff0000"/>
-      <w:b/>
     </w:rPr>
   </w:style>
   <w:style w:type="character" w:customStyle="1" w:styleId="NormalTok">
@@ -3234,44 +3439,44 @@
         <a:sysClr val="window" lastClr="FFFFFF"/>
       </a:lt1>
       <a:dk2>
-        <a:srgbClr val="1F497D"/>
+        <a:srgbClr val="0E2841"/>
       </a:dk2>
       <a:lt2>
-        <a:srgbClr val="EEECE1"/>
+        <a:srgbClr val="E8E8E8"/>
       </a:lt2>
       <a:accent1>
-        <a:srgbClr val="4F81BD"/>
+        <a:srgbClr val="156082"/>
       </a:accent1>
       <a:accent2>
-        <a:srgbClr val="C0504D"/>
+        <a:srgbClr val="E97132"/>
       </a:accent2>
       <a:accent3>
-        <a:srgbClr val="9BBB59"/>
+        <a:srgbClr val="196B24"/>
       </a:accent3>
       <a:accent4>
-        <a:srgbClr val="8064A2"/>
+        <a:srgbClr val="0F9ED5"/>
       </a:accent4>
       <a:accent5>
-        <a:srgbClr val="4BACC6"/>
+        <a:srgbClr val="A02B93"/>
       </a:accent5>
       <a:accent6>
-        <a:srgbClr val="F79646"/>
+        <a:srgbClr val="4EA72E"/>
       </a:accent6>
       <a:hlink>
-        <a:srgbClr val="0000FF"/>
+        <a:srgbClr val="467886"/>
       </a:hlink>
       <a:folHlink>
-        <a:srgbClr val="800080"/>
+        <a:srgbClr val="96607D"/>
       </a:folHlink>
     </a:clrScheme>
     <a:fontScheme name="Office">
       <a:majorFont>
-        <a:latin typeface="Calibri"/>
+        <a:latin typeface="Aptos Display" panose="02110004020202020204"/>
         <a:ea typeface=""/>
         <a:cs typeface=""/>
-        <a:font script="Jpan" typeface="ＭＳ ゴシック"/>
+        <a:font script="Jpan" typeface="游ゴシック Light"/>
         <a:font script="Hang" typeface="맑은 고딕"/>
-        <a:font script="Hans" typeface="宋体"/>
+        <a:font script="Hans" typeface="等线 Light"/>
         <a:font script="Hant" typeface="新細明體"/>
         <a:font script="Arab" typeface="Times New Roman"/>
         <a:font script="Hebr" typeface="Times New Roman"/>
@@ -3298,14 +3503,32 @@
         <a:font script="Mong" typeface="Mongolian Baiti"/>
         <a:font script="Viet" typeface="Times New Roman"/>
         <a:font script="Uigh" typeface="Microsoft Uighur"/>
+        <a:font script="Geor" typeface="Sylfaen"/>
+        <a:font script="Armn" typeface="Arial"/>
+        <a:font script="Bugi" typeface="Leelawadee UI"/>
+        <a:font script="Bopo" typeface="Microsoft JhengHei"/>
+        <a:font script="Java" typeface="Javanese Text"/>
+        <a:font script="Lisu" typeface="Segoe UI"/>
+        <a:font script="Mymr" typeface="Myanmar Text"/>
+        <a:font script="Nkoo" typeface="Ebrima"/>
+        <a:font script="Olck" typeface="Nirmala UI"/>
+        <a:font script="Osma" typeface="Ebrima"/>
+        <a:font script="Phag" typeface="Phagspa"/>
+        <a:font script="Syrn" typeface="Estrangelo Edessa"/>
+        <a:font script="Syrj" typeface="Estrangelo Edessa"/>
+        <a:font script="Syre" typeface="Estrangelo Edessa"/>
+        <a:font script="Sora" typeface="Nirmala UI"/>
+        <a:font script="Tale" typeface="Microsoft Tai Le"/>
+        <a:font script="Talu" typeface="Microsoft New Tai Lue"/>
+        <a:font script="Tfng" typeface="Ebrima"/>
       </a:majorFont>
       <a:minorFont>
-        <a:latin typeface="Cambria"/>
+        <a:latin typeface="Aptos" panose="02110004020202020204"/>
         <a:ea typeface=""/>
         <a:cs typeface=""/>
-        <a:font script="Jpan" typeface="ＭＳ 明朝"/>
+        <a:font script="Jpan" typeface="游明朝"/>
         <a:font script="Hang" typeface="맑은 고딕"/>
-        <a:font script="Hans" typeface="宋体"/>
+        <a:font script="Hans" typeface="等线"/>
         <a:font script="Hant" typeface="新細明體"/>
         <a:font script="Arab" typeface="Arial"/>
         <a:font script="Hebr" typeface="Arial"/>
@@ -3332,6 +3555,24 @@
         <a:font script="Mong" typeface="Mongolian Baiti"/>
         <a:font script="Viet" typeface="Arial"/>
         <a:font script="Uigh" typeface="Microsoft Uighur"/>
+        <a:font script="Geor" typeface="Sylfaen"/>
+        <a:font script="Armn" typeface="Arial"/>
+        <a:font script="Bugi" typeface="Leelawadee UI"/>
+        <a:font script="Bopo" typeface="Microsoft JhengHei"/>
+        <a:font script="Java" typeface="Javanese Text"/>
+        <a:font script="Lisu" typeface="Segoe UI"/>
+        <a:font script="Mymr" typeface="Myanmar Text"/>
+        <a:font script="Nkoo" typeface="Ebrima"/>
+        <a:font script="Olck" typeface="Nirmala UI"/>
+        <a:font script="Osma" typeface="Ebrima"/>
+        <a:font script="Phag" typeface="Phagspa"/>
+        <a:font script="Syrn" typeface="Estrangelo Edessa"/>
+        <a:font script="Syrj" typeface="Estrangelo Edessa"/>
+        <a:font script="Syre" typeface="Estrangelo Edessa"/>
+        <a:font script="Sora" typeface="Nirmala UI"/>
+        <a:font script="Tale" typeface="Microsoft Tai Le"/>
+        <a:font script="Talu" typeface="Microsoft New Tai Lue"/>
+        <a:font script="Tfng" typeface="Ebrima"/>
       </a:minorFont>
     </a:fontScheme>
     <a:fmtScheme name="Office">
@@ -3343,200 +3584,141 @@
           <a:gsLst>
             <a:gs pos="0">
               <a:schemeClr val="phClr">
-                <a:tint val="50000"/>
-                <a:satMod val="300000"/>
+                <a:lumMod val="110000"/>
+                <a:satMod val="105000"/>
+                <a:tint val="67000"/>
               </a:schemeClr>
             </a:gs>
-            <a:gs pos="35000">
+            <a:gs pos="50000">
               <a:schemeClr val="phClr">
-                <a:tint val="37000"/>
-                <a:satMod val="300000"/>
+                <a:lumMod val="105000"/>
+                <a:satMod val="103000"/>
+                <a:tint val="73000"/>
               </a:schemeClr>
             </a:gs>
             <a:gs pos="100000">
               <a:schemeClr val="phClr">
-                <a:tint val="15000"/>
-                <a:satMod val="350000"/>
+                <a:lumMod val="105000"/>
+                <a:satMod val="109000"/>
+                <a:tint val="81000"/>
               </a:schemeClr>
             </a:gs>
           </a:gsLst>
-          <a:lin ang="16200000" scaled="1"/>
+          <a:lin ang="5400000" scaled="0"/>
         </a:gradFill>
         <a:gradFill rotWithShape="1">
           <a:gsLst>
             <a:gs pos="0">
               <a:schemeClr val="phClr">
-                <a:tint val="100000"/>
+                <a:satMod val="103000"/>
+                <a:lumMod val="102000"/>
+                <a:tint val="94000"/>
+              </a:schemeClr>
+            </a:gs>
+            <a:gs pos="50000">
+              <a:schemeClr val="phClr">
+                <a:satMod val="110000"/>
+                <a:lumMod val="100000"/>
                 <a:shade val="100000"/>
-                <a:satMod val="130000"/>
               </a:schemeClr>
             </a:gs>
             <a:gs pos="100000">
               <a:schemeClr val="phClr">
-                <a:tint val="50000"/>
-                <a:shade val="100000"/>
-                <a:satMod val="350000"/>
+                <a:lumMod val="99000"/>
+                <a:satMod val="120000"/>
+                <a:shade val="78000"/>
               </a:schemeClr>
             </a:gs>
           </a:gsLst>
-          <a:lin ang="16200000" scaled="0"/>
+          <a:lin ang="5400000" scaled="0"/>
         </a:gradFill>
       </a:fillStyleLst>
       <a:lnStyleLst>
-        <a:ln w="9525" cap="flat" cmpd="sng" algn="ctr">
-          <a:solidFill>
-            <a:schemeClr val="phClr">
-              <a:shade val="95000"/>
-              <a:satMod val="105000"/>
-            </a:schemeClr>
-          </a:solidFill>
-          <a:prstDash val="solid"/>
-        </a:ln>
-        <a:ln w="25400" cap="flat" cmpd="sng" algn="ctr">
+        <a:ln w="6350" cap="flat" cmpd="sng" algn="ctr">
           <a:solidFill>
             <a:schemeClr val="phClr"/>
           </a:solidFill>
           <a:prstDash val="solid"/>
+          <a:miter lim="800000"/>
         </a:ln>
-        <a:ln w="38100" cap="flat" cmpd="sng" algn="ctr">
+        <a:ln w="12700" cap="flat" cmpd="sng" algn="ctr">
           <a:solidFill>
             <a:schemeClr val="phClr"/>
           </a:solidFill>
           <a:prstDash val="solid"/>
+          <a:miter lim="800000"/>
+        </a:ln>
+        <a:ln w="19050" cap="flat" cmpd="sng" algn="ctr">
+          <a:solidFill>
+            <a:schemeClr val="phClr"/>
+          </a:solidFill>
+          <a:prstDash val="solid"/>
+          <a:miter lim="800000"/>
         </a:ln>
       </a:lnStyleLst>
       <a:effectStyleLst>
         <a:effectStyle>
+          <a:effectLst/>
+        </a:effectStyle>
+        <a:effectStyle>
+          <a:effectLst/>
+        </a:effectStyle>
+        <a:effectStyle>
           <a:effectLst>
-            <a:outerShdw blurRad="40000" dist="20000" dir="5400000" rotWithShape="0">
+            <a:outerShdw blurRad="57150" dist="19050" dir="5400000" algn="ctr" rotWithShape="0">
               <a:srgbClr val="000000">
-                <a:alpha val="38000"/>
+                <a:alpha val="63000"/>
               </a:srgbClr>
             </a:outerShdw>
           </a:effectLst>
-        </a:effectStyle>
-        <a:effectStyle>
-          <a:effectLst>
-            <a:outerShdw blurRad="40000" dist="23000" dir="5400000" rotWithShape="0">
-              <a:srgbClr val="000000">
-                <a:alpha val="35000"/>
-              </a:srgbClr>
-            </a:outerShdw>
-          </a:effectLst>
-        </a:effectStyle>
-        <a:effectStyle>
-          <a:effectLst>
-            <a:outerShdw blurRad="40000" dist="23000" dir="5400000" rotWithShape="0">
-              <a:srgbClr val="000000">
-                <a:alpha val="35000"/>
-              </a:srgbClr>
-            </a:outerShdw>
-          </a:effectLst>
-          <a:scene3d>
-            <a:camera prst="orthographicFront">
-              <a:rot lat="0" lon="0" rev="0"/>
-            </a:camera>
-            <a:lightRig rig="threePt" dir="t">
-              <a:rot lat="0" lon="0" rev="1200000"/>
-            </a:lightRig>
-          </a:scene3d>
-          <a:sp3d>
-            <a:bevelT w="63500" h="25400"/>
-          </a:sp3d>
         </a:effectStyle>
       </a:effectStyleLst>
       <a:bgFillStyleLst>
         <a:solidFill>
           <a:schemeClr val="phClr"/>
         </a:solidFill>
+        <a:solidFill>
+          <a:schemeClr val="phClr">
+            <a:tint val="95000"/>
+            <a:satMod val="170000"/>
+          </a:schemeClr>
+        </a:solidFill>
         <a:gradFill rotWithShape="1">
           <a:gsLst>
             <a:gs pos="0">
               <a:schemeClr val="phClr">
-                <a:tint val="40000"/>
-                <a:satMod val="350000"/>
+                <a:tint val="93000"/>
+                <a:satMod val="150000"/>
+                <a:shade val="98000"/>
+                <a:lumMod val="102000"/>
               </a:schemeClr>
             </a:gs>
-            <a:gs pos="40000">
+            <a:gs pos="50000">
               <a:schemeClr val="phClr">
-                <a:tint val="45000"/>
-                <a:shade val="99000"/>
-                <a:satMod val="350000"/>
+                <a:tint val="98000"/>
+                <a:satMod val="130000"/>
+                <a:shade val="90000"/>
+                <a:lumMod val="103000"/>
               </a:schemeClr>
             </a:gs>
             <a:gs pos="100000">
               <a:schemeClr val="phClr">
-                <a:shade val="20000"/>
-                <a:satMod val="255000"/>
+                <a:shade val="63000"/>
+                <a:satMod val="120000"/>
               </a:schemeClr>
             </a:gs>
           </a:gsLst>
-          <a:path path="circle">
-            <a:fillToRect l="50000" t="-80000" r="50000" b="180000"/>
-          </a:path>
-        </a:gradFill>
-        <a:gradFill rotWithShape="1">
-          <a:gsLst>
-            <a:gs pos="0">
-              <a:schemeClr val="phClr">
-                <a:tint val="80000"/>
-                <a:satMod val="300000"/>
-              </a:schemeClr>
-            </a:gs>
-            <a:gs pos="100000">
-              <a:schemeClr val="phClr">
-                <a:shade val="30000"/>
-                <a:satMod val="200000"/>
-              </a:schemeClr>
-            </a:gs>
-          </a:gsLst>
-          <a:path path="circle">
-            <a:fillToRect l="50000" t="50000" r="50000" b="50000"/>
-          </a:path>
+          <a:lin ang="5400000" scaled="0"/>
         </a:gradFill>
       </a:bgFillStyleLst>
     </a:fmtScheme>
   </a:themeElements>
-  <a:objectDefaults>
-    <a:spDef>
-      <a:spPr/>
-      <a:bodyPr/>
-      <a:lstStyle/>
-      <a:style>
-        <a:lnRef idx="1">
-          <a:schemeClr val="accent1"/>
-        </a:lnRef>
-        <a:fillRef idx="3">
-          <a:schemeClr val="accent1"/>
-        </a:fillRef>
-        <a:effectRef idx="2">
-          <a:schemeClr val="accent1"/>
-        </a:effectRef>
-        <a:fontRef idx="minor">
-          <a:schemeClr val="lt1"/>
-        </a:fontRef>
-      </a:style>
-    </a:spDef>
-    <a:lnDef>
-      <a:spPr/>
-      <a:bodyPr/>
-      <a:lstStyle/>
-      <a:style>
-        <a:lnRef idx="2">
-          <a:schemeClr val="accent1"/>
-        </a:lnRef>
-        <a:fillRef idx="0">
-          <a:schemeClr val="accent1"/>
-        </a:fillRef>
-        <a:effectRef idx="1">
-          <a:schemeClr val="accent1"/>
-        </a:effectRef>
-        <a:fontRef idx="minor">
-          <a:schemeClr val="tx1"/>
-        </a:fontRef>
-      </a:style>
-    </a:lnDef>
-  </a:objectDefaults>
+  <a:objectDefaults/>
   <a:extraClrSchemeLst/>
+  <a:extLst>
+    <a:ext uri="{05A4C25C-085E-4340-85A3-A5531E510DB2}">
+      <thm15:themeFamily xmlns:thm15="http://schemas.microsoft.com/office/thememl/2012/main" name="Office Theme" id="{2E142A2C-CD16-42D6-873A-C26D2A0506FA}" vid="{1BDDFF52-6CD6-40A5-AB3C-68EB2F1E4D0A}"/>
+    </a:ext>
+  </a:extLst>
 </a:theme>
 </file>